--- a/Weekly Reports/Weekly_Report_Week7.docx
+++ b/Weekly Reports/Weekly_Report_Week7.docx
@@ -6,11 +6,15 @@
       <w:pPr>
         <w:spacing w:after="120"/>
         <w:jc w:val="center"/>
+        <w:rPr>
+          <w:color w:val="000000" w:themeColor="text1"/>
+        </w:rPr>
       </w:pPr>
       <w:r>
         <w:rPr>
           <w:b/>
           <w:bCs/>
+          <w:color w:val="000000" w:themeColor="text1"/>
           <w:sz w:val="28"/>
           <w:szCs w:val="28"/>
         </w:rPr>
@@ -21,16 +25,28 @@
       <w:pPr>
         <w:spacing w:after="60"/>
         <w:jc w:val="center"/>
-      </w:pPr>
-      <w:r>
+        <w:rPr>
+          <w:color w:val="000000" w:themeColor="text1"/>
+        </w:rPr>
+      </w:pPr>
+      <w:r>
+        <w:rPr>
+          <w:color w:val="000000" w:themeColor="text1"/>
+        </w:rPr>
         <w:t>Opp. Science city, Sola-</w:t>
       </w:r>
       <w:proofErr w:type="spellStart"/>
       <w:r>
+        <w:rPr>
+          <w:color w:val="000000" w:themeColor="text1"/>
+        </w:rPr>
         <w:t>Bhadaj</w:t>
       </w:r>
       <w:proofErr w:type="spellEnd"/>
       <w:r>
+        <w:rPr>
+          <w:color w:val="000000" w:themeColor="text1"/>
+        </w:rPr>
         <w:t xml:space="preserve"> Road, Ahmedabad, Gujarat 380060</w:t>
       </w:r>
     </w:p>
@@ -38,8 +54,14 @@
       <w:pPr>
         <w:spacing w:after="240"/>
         <w:jc w:val="center"/>
-      </w:pPr>
-      <w:r>
+        <w:rPr>
+          <w:color w:val="000000" w:themeColor="text1"/>
+        </w:rPr>
+      </w:pPr>
+      <w:r>
+        <w:rPr>
+          <w:color w:val="000000" w:themeColor="text1"/>
+        </w:rPr>
         <w:t>Ph: 079 67129000 | Website: www.sal.edu.in</w:t>
       </w:r>
     </w:p>
@@ -49,17 +71,24 @@
           <w:bottom w:val="single" w:sz="6" w:space="1" w:color="000000"/>
         </w:pBdr>
         <w:spacing w:after="240"/>
+        <w:rPr>
+          <w:color w:val="000000" w:themeColor="text1"/>
+        </w:rPr>
       </w:pPr>
     </w:p>
     <w:p>
       <w:pPr>
         <w:spacing w:after="300"/>
         <w:jc w:val="center"/>
+        <w:rPr>
+          <w:color w:val="000000" w:themeColor="text1"/>
+        </w:rPr>
       </w:pPr>
       <w:r>
         <w:rPr>
           <w:b/>
           <w:bCs/>
+          <w:color w:val="000000" w:themeColor="text1"/>
           <w:sz w:val="32"/>
           <w:szCs w:val="32"/>
           <w:u w:val="single"/>
@@ -106,10 +135,16 @@
             </w:tcMar>
           </w:tcPr>
           <w:p>
+            <w:pPr>
+              <w:rPr>
+                <w:color w:val="000000" w:themeColor="text1"/>
+              </w:rPr>
+            </w:pPr>
             <w:r>
               <w:rPr>
                 <w:b/>
                 <w:bCs/>
+                <w:color w:val="000000" w:themeColor="text1"/>
               </w:rPr>
               <w:t>Student Name:</w:t>
             </w:r>
@@ -132,7 +167,15 @@
             </w:tcMar>
           </w:tcPr>
           <w:p>
+            <w:pPr>
+              <w:rPr>
+                <w:color w:val="000000" w:themeColor="text1"/>
+              </w:rPr>
+            </w:pPr>
             <w:r>
+              <w:rPr>
+                <w:color w:val="000000" w:themeColor="text1"/>
+              </w:rPr>
               <w:t>Jainil Gupta</w:t>
             </w:r>
           </w:p>
@@ -156,11 +199,17 @@
             </w:tcMar>
           </w:tcPr>
           <w:p>
+            <w:pPr>
+              <w:rPr>
+                <w:color w:val="000000" w:themeColor="text1"/>
+              </w:rPr>
+            </w:pPr>
             <w:proofErr w:type="spellStart"/>
             <w:r>
               <w:rPr>
                 <w:b/>
                 <w:bCs/>
+                <w:color w:val="000000" w:themeColor="text1"/>
               </w:rPr>
               <w:t>Enrollment</w:t>
             </w:r>
@@ -169,6 +218,7 @@
               <w:rPr>
                 <w:b/>
                 <w:bCs/>
+                <w:color w:val="000000" w:themeColor="text1"/>
               </w:rPr>
               <w:t xml:space="preserve"> Number:</w:t>
             </w:r>
@@ -191,7 +241,15 @@
             </w:tcMar>
           </w:tcPr>
           <w:p>
+            <w:pPr>
+              <w:rPr>
+                <w:color w:val="000000" w:themeColor="text1"/>
+              </w:rPr>
+            </w:pPr>
             <w:r>
+              <w:rPr>
+                <w:color w:val="000000" w:themeColor="text1"/>
+              </w:rPr>
               <w:t>220670132018</w:t>
             </w:r>
           </w:p>
@@ -215,10 +273,16 @@
             </w:tcMar>
           </w:tcPr>
           <w:p>
+            <w:pPr>
+              <w:rPr>
+                <w:color w:val="000000" w:themeColor="text1"/>
+              </w:rPr>
+            </w:pPr>
             <w:r>
               <w:rPr>
                 <w:b/>
                 <w:bCs/>
+                <w:color w:val="000000" w:themeColor="text1"/>
               </w:rPr>
               <w:t>Week Duration:</w:t>
             </w:r>
@@ -241,17 +305,16 @@
             </w:tcMar>
           </w:tcPr>
           <w:p>
+            <w:pPr>
+              <w:rPr>
+                <w:color w:val="000000" w:themeColor="text1"/>
+              </w:rPr>
+            </w:pPr>
             <w:r>
-              <w:t xml:space="preserve">February </w:t>
-            </w:r>
-            <w:r>
-              <w:t xml:space="preserve">12, 2026 - </w:t>
-            </w:r>
-            <w:r>
-              <w:t xml:space="preserve">February </w:t>
-            </w:r>
-            <w:r>
-              <w:t>18, 2026 (Week 7)</w:t>
+              <w:rPr>
+                <w:color w:val="000000" w:themeColor="text1"/>
+              </w:rPr>
+              <w:t>February 12, 2026 - February 18, 2026 (Week 7)</w:t>
             </w:r>
           </w:p>
         </w:tc>
@@ -274,10 +337,16 @@
             </w:tcMar>
           </w:tcPr>
           <w:p>
+            <w:pPr>
+              <w:rPr>
+                <w:color w:val="000000" w:themeColor="text1"/>
+              </w:rPr>
+            </w:pPr>
             <w:r>
               <w:rPr>
                 <w:b/>
                 <w:bCs/>
+                <w:color w:val="000000" w:themeColor="text1"/>
               </w:rPr>
               <w:t>Name Of Organization:</w:t>
             </w:r>
@@ -300,15 +369,29 @@
             </w:tcMar>
           </w:tcPr>
           <w:p>
+            <w:pPr>
+              <w:rPr>
+                <w:color w:val="000000" w:themeColor="text1"/>
+              </w:rPr>
+            </w:pPr>
             <w:r>
+              <w:rPr>
+                <w:color w:val="000000" w:themeColor="text1"/>
+              </w:rPr>
               <w:t xml:space="preserve">Microsoft Elevate Program (via </w:t>
             </w:r>
             <w:proofErr w:type="spellStart"/>
             <w:r>
+              <w:rPr>
+                <w:color w:val="000000" w:themeColor="text1"/>
+              </w:rPr>
               <w:t>Edunet</w:t>
             </w:r>
             <w:proofErr w:type="spellEnd"/>
             <w:r>
+              <w:rPr>
+                <w:color w:val="000000" w:themeColor="text1"/>
+              </w:rPr>
               <w:t xml:space="preserve"> Foundation &amp; FICE Education)</w:t>
             </w:r>
           </w:p>
@@ -332,10 +415,16 @@
             </w:tcMar>
           </w:tcPr>
           <w:p>
+            <w:pPr>
+              <w:rPr>
+                <w:color w:val="000000" w:themeColor="text1"/>
+              </w:rPr>
+            </w:pPr>
             <w:r>
               <w:rPr>
                 <w:b/>
                 <w:bCs/>
+                <w:color w:val="000000" w:themeColor="text1"/>
               </w:rPr>
               <w:t>External Guide Name:</w:t>
             </w:r>
@@ -358,7 +447,15 @@
             </w:tcMar>
           </w:tcPr>
           <w:p>
+            <w:pPr>
+              <w:rPr>
+                <w:color w:val="000000" w:themeColor="text1"/>
+              </w:rPr>
+            </w:pPr>
             <w:r>
+              <w:rPr>
+                <w:color w:val="000000" w:themeColor="text1"/>
+              </w:rPr>
               <w:t>Adarsh Gupta</w:t>
             </w:r>
           </w:p>
@@ -382,10 +479,16 @@
             </w:tcMar>
           </w:tcPr>
           <w:p>
+            <w:pPr>
+              <w:rPr>
+                <w:color w:val="000000" w:themeColor="text1"/>
+              </w:rPr>
+            </w:pPr>
             <w:r>
               <w:rPr>
                 <w:b/>
                 <w:bCs/>
+                <w:color w:val="000000" w:themeColor="text1"/>
               </w:rPr>
               <w:t>External Guide Contact:</w:t>
             </w:r>
@@ -408,7 +511,15 @@
             </w:tcMar>
           </w:tcPr>
           <w:p>
+            <w:pPr>
+              <w:rPr>
+                <w:color w:val="000000" w:themeColor="text1"/>
+              </w:rPr>
+            </w:pPr>
             <w:r>
+              <w:rPr>
+                <w:color w:val="000000" w:themeColor="text1"/>
+              </w:rPr>
               <w:t>0124-4080107</w:t>
             </w:r>
           </w:p>
@@ -432,10 +543,16 @@
             </w:tcMar>
           </w:tcPr>
           <w:p>
+            <w:pPr>
+              <w:rPr>
+                <w:color w:val="000000" w:themeColor="text1"/>
+              </w:rPr>
+            </w:pPr>
             <w:r>
               <w:rPr>
                 <w:b/>
                 <w:bCs/>
+                <w:color w:val="000000" w:themeColor="text1"/>
               </w:rPr>
               <w:t>Internal Faculty Guide:</w:t>
             </w:r>
@@ -458,7 +575,15 @@
             </w:tcMar>
           </w:tcPr>
           <w:p>
+            <w:pPr>
+              <w:rPr>
+                <w:color w:val="000000" w:themeColor="text1"/>
+              </w:rPr>
+            </w:pPr>
             <w:r>
+              <w:rPr>
+                <w:color w:val="000000" w:themeColor="text1"/>
+              </w:rPr>
               <w:t>Chintan Rana</w:t>
             </w:r>
           </w:p>
@@ -468,14 +593,23 @@
     <w:p>
       <w:pPr>
         <w:spacing w:after="300"/>
+        <w:rPr>
+          <w:color w:val="000000" w:themeColor="text1"/>
+        </w:rPr>
       </w:pPr>
     </w:p>
     <w:p>
       <w:pPr>
         <w:pStyle w:val="Heading1"/>
         <w:spacing w:before="300" w:after="200"/>
-      </w:pPr>
-      <w:r>
+        <w:rPr>
+          <w:color w:val="000000" w:themeColor="text1"/>
+        </w:rPr>
+      </w:pPr>
+      <w:r>
+        <w:rPr>
+          <w:color w:val="000000" w:themeColor="text1"/>
+        </w:rPr>
         <w:t>Work done in last Week with description:</w:t>
       </w:r>
     </w:p>
@@ -483,16 +617,28 @@
       <w:pPr>
         <w:pStyle w:val="Heading2"/>
         <w:spacing w:before="200" w:after="100"/>
-      </w:pPr>
-      <w:r>
+        <w:rPr>
+          <w:color w:val="000000" w:themeColor="text1"/>
+        </w:rPr>
+      </w:pPr>
+      <w:r>
+        <w:rPr>
+          <w:color w:val="000000" w:themeColor="text1"/>
+        </w:rPr>
         <w:t xml:space="preserve">1. Week 7 Module: TensorFlow &amp; </w:t>
       </w:r>
       <w:proofErr w:type="spellStart"/>
       <w:r>
+        <w:rPr>
+          <w:color w:val="000000" w:themeColor="text1"/>
+        </w:rPr>
         <w:t>Keras</w:t>
       </w:r>
       <w:proofErr w:type="spellEnd"/>
       <w:r>
+        <w:rPr>
+          <w:color w:val="000000" w:themeColor="text1"/>
+        </w:rPr>
         <w:t xml:space="preserve"> Advanced</w:t>
       </w:r>
     </w:p>
@@ -500,24 +646,42 @@
       <w:pPr>
         <w:pStyle w:val="Heading3"/>
         <w:spacing w:before="100" w:after="80"/>
-      </w:pPr>
-      <w:r>
+        <w:rPr>
+          <w:color w:val="000000" w:themeColor="text1"/>
+        </w:rPr>
+      </w:pPr>
+      <w:r>
+        <w:rPr>
+          <w:color w:val="000000" w:themeColor="text1"/>
+        </w:rPr>
         <w:t>Description:</w:t>
       </w:r>
     </w:p>
     <w:p>
       <w:pPr>
         <w:spacing w:after="100"/>
-      </w:pPr>
-      <w:r>
+        <w:rPr>
+          <w:color w:val="000000" w:themeColor="text1"/>
+        </w:rPr>
+      </w:pPr>
+      <w:r>
+        <w:rPr>
+          <w:color w:val="000000" w:themeColor="text1"/>
+        </w:rPr>
         <w:t xml:space="preserve">Attended comprehensive session on "TensorFlow &amp; </w:t>
       </w:r>
       <w:proofErr w:type="spellStart"/>
       <w:r>
+        <w:rPr>
+          <w:color w:val="000000" w:themeColor="text1"/>
+        </w:rPr>
         <w:t>Keras</w:t>
       </w:r>
       <w:proofErr w:type="spellEnd"/>
       <w:r>
+        <w:rPr>
+          <w:color w:val="000000" w:themeColor="text1"/>
+        </w:rPr>
         <w:t>" on March 9, 2026. Learned advanced TensorFlow concepts including custom layers, transfer learning, and model optimization techniques.</w:t>
       </w:r>
     </w:p>
@@ -525,8 +689,14 @@
       <w:pPr>
         <w:pStyle w:val="Heading3"/>
         <w:spacing w:before="100" w:after="80"/>
-      </w:pPr>
-      <w:r>
+        <w:rPr>
+          <w:color w:val="000000" w:themeColor="text1"/>
+        </w:rPr>
+      </w:pPr>
+      <w:r>
+        <w:rPr>
+          <w:color w:val="000000" w:themeColor="text1"/>
+        </w:rPr>
         <w:t>Key Topics Covered:</w:t>
       </w:r>
     </w:p>
@@ -537,8 +707,14 @@
           <w:ilvl w:val="0"/>
           <w:numId w:val="2"/>
         </w:numPr>
-      </w:pPr>
-      <w:r>
+        <w:rPr>
+          <w:color w:val="000000" w:themeColor="text1"/>
+        </w:rPr>
+      </w:pPr>
+      <w:r>
+        <w:rPr>
+          <w:color w:val="000000" w:themeColor="text1"/>
+        </w:rPr>
         <w:t>Transfer learning concepts and applications</w:t>
       </w:r>
     </w:p>
@@ -549,12 +725,21 @@
           <w:ilvl w:val="0"/>
           <w:numId w:val="2"/>
         </w:numPr>
-      </w:pPr>
-      <w:r>
+        <w:rPr>
+          <w:color w:val="000000" w:themeColor="text1"/>
+        </w:rPr>
+      </w:pPr>
+      <w:r>
+        <w:rPr>
+          <w:color w:val="000000" w:themeColor="text1"/>
+        </w:rPr>
         <w:t xml:space="preserve">Using pre-trained models: VGG16, ResNet50, </w:t>
       </w:r>
       <w:proofErr w:type="spellStart"/>
       <w:r>
+        <w:rPr>
+          <w:color w:val="000000" w:themeColor="text1"/>
+        </w:rPr>
         <w:t>MobileNet</w:t>
       </w:r>
       <w:proofErr w:type="spellEnd"/>
@@ -566,8 +751,14 @@
           <w:ilvl w:val="0"/>
           <w:numId w:val="2"/>
         </w:numPr>
-      </w:pPr>
-      <w:r>
+        <w:rPr>
+          <w:color w:val="000000" w:themeColor="text1"/>
+        </w:rPr>
+      </w:pPr>
+      <w:r>
+        <w:rPr>
+          <w:color w:val="000000" w:themeColor="text1"/>
+        </w:rPr>
         <w:t>Feature extraction vs fine-tuning strategies</w:t>
       </w:r>
     </w:p>
@@ -578,8 +769,14 @@
           <w:ilvl w:val="0"/>
           <w:numId w:val="2"/>
         </w:numPr>
-      </w:pPr>
-      <w:r>
+        <w:rPr>
+          <w:color w:val="000000" w:themeColor="text1"/>
+        </w:rPr>
+      </w:pPr>
+      <w:r>
+        <w:rPr>
+          <w:color w:val="000000" w:themeColor="text1"/>
+        </w:rPr>
         <w:t>Custom layers and custom training loops</w:t>
       </w:r>
     </w:p>
@@ -590,24 +787,42 @@
           <w:ilvl w:val="0"/>
           <w:numId w:val="2"/>
         </w:numPr>
-      </w:pPr>
-      <w:r>
+        <w:rPr>
+          <w:color w:val="000000" w:themeColor="text1"/>
+        </w:rPr>
+      </w:pPr>
+      <w:r>
+        <w:rPr>
+          <w:color w:val="000000" w:themeColor="text1"/>
+        </w:rPr>
         <w:t xml:space="preserve">Data augmentation: </w:t>
       </w:r>
       <w:proofErr w:type="spellStart"/>
       <w:r>
+        <w:rPr>
+          <w:color w:val="000000" w:themeColor="text1"/>
+        </w:rPr>
         <w:t>ImageDataGenerator</w:t>
       </w:r>
       <w:proofErr w:type="spellEnd"/>
       <w:r>
+        <w:rPr>
+          <w:color w:val="000000" w:themeColor="text1"/>
+        </w:rPr>
         <w:t xml:space="preserve">, </w:t>
       </w:r>
       <w:proofErr w:type="spellStart"/>
       <w:r>
+        <w:rPr>
+          <w:color w:val="000000" w:themeColor="text1"/>
+        </w:rPr>
         <w:t>tf.data</w:t>
       </w:r>
       <w:proofErr w:type="spellEnd"/>
       <w:r>
+        <w:rPr>
+          <w:color w:val="000000" w:themeColor="text1"/>
+        </w:rPr>
         <w:t xml:space="preserve"> pipeline</w:t>
       </w:r>
     </w:p>
@@ -618,8 +833,14 @@
           <w:ilvl w:val="0"/>
           <w:numId w:val="2"/>
         </w:numPr>
-      </w:pPr>
-      <w:r>
+        <w:rPr>
+          <w:color w:val="000000" w:themeColor="text1"/>
+        </w:rPr>
+      </w:pPr>
+      <w:r>
+        <w:rPr>
+          <w:color w:val="000000" w:themeColor="text1"/>
+        </w:rPr>
         <w:t>Model optimization: quantization, pruning</w:t>
       </w:r>
     </w:p>
@@ -630,13 +851,22 @@
           <w:ilvl w:val="0"/>
           <w:numId w:val="2"/>
         </w:numPr>
+        <w:rPr>
+          <w:color w:val="000000" w:themeColor="text1"/>
+        </w:rPr>
       </w:pPr>
       <w:proofErr w:type="spellStart"/>
       <w:r>
+        <w:rPr>
+          <w:color w:val="000000" w:themeColor="text1"/>
+        </w:rPr>
         <w:t>TensorBoard</w:t>
       </w:r>
       <w:proofErr w:type="spellEnd"/>
       <w:r>
+        <w:rPr>
+          <w:color w:val="000000" w:themeColor="text1"/>
+        </w:rPr>
         <w:t xml:space="preserve"> for visualization and debugging</w:t>
       </w:r>
     </w:p>
@@ -647,16 +877,28 @@
           <w:ilvl w:val="0"/>
           <w:numId w:val="2"/>
         </w:numPr>
-      </w:pPr>
-      <w:r>
+        <w:rPr>
+          <w:color w:val="000000" w:themeColor="text1"/>
+        </w:rPr>
+      </w:pPr>
+      <w:r>
+        <w:rPr>
+          <w:color w:val="000000" w:themeColor="text1"/>
+        </w:rPr>
         <w:t>Saving and deploying models (</w:t>
       </w:r>
       <w:proofErr w:type="spellStart"/>
       <w:r>
+        <w:rPr>
+          <w:color w:val="000000" w:themeColor="text1"/>
+        </w:rPr>
         <w:t>SavedModel</w:t>
       </w:r>
       <w:proofErr w:type="spellEnd"/>
       <w:r>
+        <w:rPr>
+          <w:color w:val="000000" w:themeColor="text1"/>
+        </w:rPr>
         <w:t xml:space="preserve"> format)</w:t>
       </w:r>
     </w:p>
@@ -664,34 +906,56 @@
       <w:pPr>
         <w:pStyle w:val="Heading3"/>
         <w:spacing w:before="120" w:after="80"/>
-      </w:pPr>
-      <w:r>
+        <w:rPr>
+          <w:color w:val="000000" w:themeColor="text1"/>
+        </w:rPr>
+      </w:pPr>
+      <w:r>
+        <w:rPr>
+          <w:color w:val="000000" w:themeColor="text1"/>
+        </w:rPr>
         <w:t>Hands-on Practice:</w:t>
       </w:r>
     </w:p>
     <w:p>
       <w:pPr>
         <w:spacing w:after="200"/>
-      </w:pPr>
-      <w:r>
+        <w:rPr>
+          <w:color w:val="000000" w:themeColor="text1"/>
+        </w:rPr>
+      </w:pPr>
+      <w:r>
+        <w:rPr>
+          <w:color w:val="000000" w:themeColor="text1"/>
+        </w:rPr>
         <w:t xml:space="preserve">Implemented transfer learning using VGG16 pre-trained on ImageNet. Froze base layers and added custom classification head. Trained on custom dataset with data augmentation. Achieved significant accuracy improvement compared to training from scratch. Practiced with </w:t>
       </w:r>
       <w:proofErr w:type="spellStart"/>
       <w:r>
+        <w:rPr>
+          <w:color w:val="000000" w:themeColor="text1"/>
+        </w:rPr>
         <w:t>TensorBoard</w:t>
       </w:r>
       <w:proofErr w:type="spellEnd"/>
       <w:r>
+        <w:rPr>
+          <w:color w:val="000000" w:themeColor="text1"/>
+        </w:rPr>
         <w:t xml:space="preserve"> for monitoring training metrics.</w:t>
       </w:r>
     </w:p>
     <w:p>
       <w:pPr>
         <w:spacing w:after="200"/>
+        <w:rPr>
+          <w:color w:val="000000" w:themeColor="text1"/>
+        </w:rPr>
       </w:pPr>
       <w:r>
         <w:rPr>
           <w:noProof/>
+          <w:color w:val="000000" w:themeColor="text1"/>
         </w:rPr>
         <w:lastRenderedPageBreak/>
         <w:drawing>
@@ -740,23 +1004,33 @@
     <w:p>
       <w:pPr>
         <w:spacing w:after="200"/>
+        <w:rPr>
+          <w:color w:val="000000" w:themeColor="text1"/>
+        </w:rPr>
       </w:pPr>
     </w:p>
     <w:p>
       <w:pPr>
         <w:spacing w:after="200"/>
+        <w:rPr>
+          <w:color w:val="000000" w:themeColor="text1"/>
+        </w:rPr>
       </w:pPr>
     </w:p>
     <w:p>
       <w:pPr>
         <w:spacing w:after="200"/>
+        <w:rPr>
+          <w:color w:val="000000" w:themeColor="text1"/>
+        </w:rPr>
       </w:pPr>
       <w:r>
         <w:rPr>
           <w:noProof/>
+          <w:color w:val="000000" w:themeColor="text1"/>
         </w:rPr>
         <w:drawing>
-          <wp:inline distT="0" distB="0" distL="0" distR="0" wp14:anchorId="67F81A2E" wp14:editId="32FFD666">
+          <wp:inline distT="0" distB="0" distL="0" distR="0" wp14:anchorId="67F81A2E" wp14:editId="559FBD6B">
             <wp:extent cx="5943600" cy="2173605"/>
             <wp:effectExtent l="0" t="0" r="0" b="0"/>
             <wp:docPr id="1537888423" name="Picture 3" descr="Transfer Learning Made Easy » Artificial Intelligence - MATLAB &amp; Simulink"/>
@@ -809,8 +1083,14 @@
       <w:pPr>
         <w:spacing w:after="200"/>
         <w:jc w:val="center"/>
-      </w:pPr>
-      <w:r>
+        <w:rPr>
+          <w:color w:val="000000" w:themeColor="text1"/>
+        </w:rPr>
+      </w:pPr>
+      <w:r>
+        <w:rPr>
+          <w:color w:val="000000" w:themeColor="text1"/>
+        </w:rPr>
         <w:t>Figure 1: Transfer learning approach showing frozen base layers of a pre-trained model with custom classification layers for new tasks.</w:t>
       </w:r>
     </w:p>
@@ -818,14 +1098,23 @@
       <w:pPr>
         <w:spacing w:after="200"/>
         <w:jc w:val="center"/>
+        <w:rPr>
+          <w:color w:val="000000" w:themeColor="text1"/>
+        </w:rPr>
       </w:pPr>
     </w:p>
     <w:p>
       <w:pPr>
         <w:pStyle w:val="Heading2"/>
         <w:spacing w:before="200" w:after="100"/>
-      </w:pPr>
-      <w:r>
+        <w:rPr>
+          <w:color w:val="000000" w:themeColor="text1"/>
+        </w:rPr>
+      </w:pPr>
+      <w:r>
+        <w:rPr>
+          <w:color w:val="000000" w:themeColor="text1"/>
+        </w:rPr>
         <w:t>2. Week 7 Module: Generative AI Introduction</w:t>
       </w:r>
     </w:p>
@@ -833,16 +1122,28 @@
       <w:pPr>
         <w:pStyle w:val="Heading3"/>
         <w:spacing w:before="100" w:after="80"/>
-      </w:pPr>
-      <w:r>
+        <w:rPr>
+          <w:color w:val="000000" w:themeColor="text1"/>
+        </w:rPr>
+      </w:pPr>
+      <w:r>
+        <w:rPr>
+          <w:color w:val="000000" w:themeColor="text1"/>
+        </w:rPr>
         <w:t>Description:</w:t>
       </w:r>
     </w:p>
     <w:p>
       <w:pPr>
         <w:spacing w:after="100"/>
-      </w:pPr>
-      <w:r>
+        <w:rPr>
+          <w:color w:val="000000" w:themeColor="text1"/>
+        </w:rPr>
+      </w:pPr>
+      <w:r>
+        <w:rPr>
+          <w:color w:val="000000" w:themeColor="text1"/>
+        </w:rPr>
         <w:t>Participated in "Generative AI" session on March 11, 2026. Learned about generative models, their applications, and recent developments in GenAI including large language models and diffusion models.</w:t>
       </w:r>
     </w:p>
@@ -850,57 +1151,87 @@
       <w:pPr>
         <w:pStyle w:val="Heading3"/>
         <w:spacing w:before="100" w:after="80"/>
-      </w:pPr>
-      <w:r>
+        <w:rPr>
+          <w:color w:val="000000" w:themeColor="text1"/>
+        </w:rPr>
+      </w:pPr>
+      <w:r>
+        <w:rPr>
+          <w:color w:val="000000" w:themeColor="text1"/>
+        </w:rPr>
+        <w:t>Key Topics Covered:</w:t>
+      </w:r>
+    </w:p>
+    <w:p>
+      <w:pPr>
+        <w:pStyle w:val="ListParagraph"/>
+        <w:numPr>
+          <w:ilvl w:val="0"/>
+          <w:numId w:val="2"/>
+        </w:numPr>
+        <w:rPr>
+          <w:color w:val="000000" w:themeColor="text1"/>
+        </w:rPr>
+      </w:pPr>
+      <w:r>
+        <w:rPr>
+          <w:color w:val="000000" w:themeColor="text1"/>
+        </w:rPr>
+        <w:t>Generative vs Discriminative models</w:t>
+      </w:r>
+    </w:p>
+    <w:p>
+      <w:pPr>
+        <w:pStyle w:val="ListParagraph"/>
+        <w:numPr>
+          <w:ilvl w:val="0"/>
+          <w:numId w:val="2"/>
+        </w:numPr>
+        <w:rPr>
+          <w:color w:val="000000" w:themeColor="text1"/>
+        </w:rPr>
+      </w:pPr>
+      <w:r>
+        <w:rPr>
+          <w:color w:val="000000" w:themeColor="text1"/>
+        </w:rPr>
+        <w:t>Generative Adversarial Networks (GANs) basics</w:t>
+      </w:r>
+    </w:p>
+    <w:p>
+      <w:pPr>
+        <w:pStyle w:val="ListParagraph"/>
+        <w:numPr>
+          <w:ilvl w:val="0"/>
+          <w:numId w:val="2"/>
+        </w:numPr>
+        <w:rPr>
+          <w:color w:val="000000" w:themeColor="text1"/>
+        </w:rPr>
+      </w:pPr>
+      <w:r>
+        <w:rPr>
+          <w:color w:val="000000" w:themeColor="text1"/>
+        </w:rPr>
+        <w:t>Variational Autoencoders (VAEs) overview</w:t>
+      </w:r>
+    </w:p>
+    <w:p>
+      <w:pPr>
+        <w:pStyle w:val="ListParagraph"/>
+        <w:numPr>
+          <w:ilvl w:val="0"/>
+          <w:numId w:val="2"/>
+        </w:numPr>
+        <w:rPr>
+          <w:color w:val="000000" w:themeColor="text1"/>
+        </w:rPr>
+      </w:pPr>
+      <w:r>
+        <w:rPr>
+          <w:color w:val="000000" w:themeColor="text1"/>
+        </w:rPr>
         <w:lastRenderedPageBreak/>
-        <w:t>Key Topics Covered:</w:t>
-      </w:r>
-    </w:p>
-    <w:p>
-      <w:pPr>
-        <w:pStyle w:val="ListParagraph"/>
-        <w:numPr>
-          <w:ilvl w:val="0"/>
-          <w:numId w:val="2"/>
-        </w:numPr>
-      </w:pPr>
-      <w:r>
-        <w:t>Generative vs Discriminative models</w:t>
-      </w:r>
-    </w:p>
-    <w:p>
-      <w:pPr>
-        <w:pStyle w:val="ListParagraph"/>
-        <w:numPr>
-          <w:ilvl w:val="0"/>
-          <w:numId w:val="2"/>
-        </w:numPr>
-      </w:pPr>
-      <w:r>
-        <w:t>Generative Adversarial Networks (GANs) basics</w:t>
-      </w:r>
-    </w:p>
-    <w:p>
-      <w:pPr>
-        <w:pStyle w:val="ListParagraph"/>
-        <w:numPr>
-          <w:ilvl w:val="0"/>
-          <w:numId w:val="2"/>
-        </w:numPr>
-      </w:pPr>
-      <w:r>
-        <w:t>Variational Autoencoders (VAEs) overview</w:t>
-      </w:r>
-    </w:p>
-    <w:p>
-      <w:pPr>
-        <w:pStyle w:val="ListParagraph"/>
-        <w:numPr>
-          <w:ilvl w:val="0"/>
-          <w:numId w:val="2"/>
-        </w:numPr>
-      </w:pPr>
-      <w:r>
         <w:t>Diffusion models and DALL-E, Stable Diffusion</w:t>
       </w:r>
     </w:p>
@@ -911,8 +1242,14 @@
           <w:ilvl w:val="0"/>
           <w:numId w:val="2"/>
         </w:numPr>
-      </w:pPr>
-      <w:r>
+        <w:rPr>
+          <w:color w:val="000000" w:themeColor="text1"/>
+        </w:rPr>
+      </w:pPr>
+      <w:r>
+        <w:rPr>
+          <w:color w:val="000000" w:themeColor="text1"/>
+        </w:rPr>
         <w:t>Large Language Models: GPT, BERT, Claude</w:t>
       </w:r>
     </w:p>
@@ -923,8 +1260,14 @@
           <w:ilvl w:val="0"/>
           <w:numId w:val="2"/>
         </w:numPr>
-      </w:pPr>
-      <w:r>
+        <w:rPr>
+          <w:color w:val="000000" w:themeColor="text1"/>
+        </w:rPr>
+      </w:pPr>
+      <w:r>
+        <w:rPr>
+          <w:color w:val="000000" w:themeColor="text1"/>
+        </w:rPr>
         <w:t>Prompt engineering fundamentals</w:t>
       </w:r>
     </w:p>
@@ -935,8 +1278,14 @@
           <w:ilvl w:val="0"/>
           <w:numId w:val="2"/>
         </w:numPr>
-      </w:pPr>
-      <w:r>
+        <w:rPr>
+          <w:color w:val="000000" w:themeColor="text1"/>
+        </w:rPr>
+      </w:pPr>
+      <w:r>
+        <w:rPr>
+          <w:color w:val="000000" w:themeColor="text1"/>
+        </w:rPr>
         <w:t>Applications: text generation, image synthesis, code generation</w:t>
       </w:r>
     </w:p>
@@ -947,8 +1296,14 @@
           <w:ilvl w:val="0"/>
           <w:numId w:val="2"/>
         </w:numPr>
-      </w:pPr>
-      <w:r>
+        <w:rPr>
+          <w:color w:val="000000" w:themeColor="text1"/>
+        </w:rPr>
+      </w:pPr>
+      <w:r>
+        <w:rPr>
+          <w:color w:val="000000" w:themeColor="text1"/>
+        </w:rPr>
         <w:t>Ethical considerations in GenAI</w:t>
       </w:r>
     </w:p>
@@ -956,31 +1311,48 @@
       <w:pPr>
         <w:pStyle w:val="Heading3"/>
         <w:spacing w:before="120" w:after="80"/>
-      </w:pPr>
-      <w:r>
+        <w:rPr>
+          <w:color w:val="000000" w:themeColor="text1"/>
+        </w:rPr>
+      </w:pPr>
+      <w:r>
+        <w:rPr>
+          <w:color w:val="000000" w:themeColor="text1"/>
+        </w:rPr>
         <w:t>Understanding Gained:</w:t>
       </w:r>
     </w:p>
     <w:p>
       <w:pPr>
         <w:spacing w:after="200"/>
-      </w:pPr>
-      <w:r>
+        <w:rPr>
+          <w:color w:val="000000" w:themeColor="text1"/>
+        </w:rPr>
+      </w:pPr>
+      <w:r>
+        <w:rPr>
+          <w:color w:val="000000" w:themeColor="text1"/>
+        </w:rPr>
         <w:t>Understood the difference between discriminative models (like classifiers) and generative models that can create new content. Learned how GANs use adversarial training between generator and discriminator. Explored practical applications of GenAI in various domains. Recognized that while GenAI is fascinating, the surveillance project focuses on discriminative tasks (object detection).</w:t>
       </w:r>
     </w:p>
     <w:p>
       <w:pPr>
         <w:spacing w:after="200"/>
+        <w:jc w:val="center"/>
+        <w:rPr>
+          <w:color w:val="000000" w:themeColor="text1"/>
+        </w:rPr>
       </w:pPr>
       <w:r>
         <w:rPr>
           <w:noProof/>
+          <w:color w:val="000000" w:themeColor="text1"/>
         </w:rPr>
         <w:drawing>
-          <wp:inline distT="0" distB="0" distL="0" distR="0" wp14:anchorId="4E5088D4" wp14:editId="3F3BB2B8">
-            <wp:extent cx="5608320" cy="5381896"/>
-            <wp:effectExtent l="0" t="0" r="0" b="9525"/>
+          <wp:inline distT="0" distB="0" distL="0" distR="0" wp14:anchorId="4E5088D4" wp14:editId="58266FE6">
+            <wp:extent cx="4229100" cy="3414395"/>
+            <wp:effectExtent l="0" t="0" r="0" b="0"/>
             <wp:docPr id="1606931046" name="Picture 5"/>
             <wp:cNvGraphicFramePr>
               <a:graphicFrameLocks xmlns:a="http://schemas.openxmlformats.org/drawingml/2006/main" noChangeAspect="1"/>
@@ -1007,7 +1379,7 @@
                   <pic:spPr>
                     <a:xfrm>
                       <a:off x="0" y="0"/>
-                      <a:ext cx="5638298" cy="5410663"/>
+                      <a:ext cx="4255823" cy="3435970"/>
                     </a:xfrm>
                     <a:prstGeom prst="rect">
                       <a:avLst/>
@@ -1024,24 +1396,29 @@
       <w:pPr>
         <w:spacing w:after="200"/>
         <w:jc w:val="center"/>
-      </w:pPr>
-      <w:r>
-        <w:t xml:space="preserve">Figure </w:t>
-      </w:r>
-      <w:r>
-        <w:t>2</w:t>
-      </w:r>
-      <w:r>
-        <w:t>: Overview of generative AI models including GANs, VAEs, and diffusion models used for content generation.</w:t>
+        <w:rPr>
+          <w:color w:val="000000" w:themeColor="text1"/>
+        </w:rPr>
+      </w:pPr>
+      <w:r>
+        <w:rPr>
+          <w:color w:val="000000" w:themeColor="text1"/>
+        </w:rPr>
+        <w:t>Figure 2: Overview of generative AI models including GANs, VAEs, and diffusion models used for content generation.</w:t>
       </w:r>
     </w:p>
     <w:p>
       <w:pPr>
         <w:pStyle w:val="Heading2"/>
         <w:spacing w:before="200" w:after="100"/>
-      </w:pPr>
-      <w:r>
-        <w:lastRenderedPageBreak/>
+        <w:rPr>
+          <w:color w:val="000000" w:themeColor="text1"/>
+        </w:rPr>
+      </w:pPr>
+      <w:r>
+        <w:rPr>
+          <w:color w:val="000000" w:themeColor="text1"/>
+        </w:rPr>
         <w:t>3. CNN Deep Dive and Implementation</w:t>
       </w:r>
     </w:p>
@@ -1049,16 +1426,28 @@
       <w:pPr>
         <w:pStyle w:val="Heading3"/>
         <w:spacing w:before="100" w:after="80"/>
-      </w:pPr>
-      <w:r>
+        <w:rPr>
+          <w:color w:val="000000" w:themeColor="text1"/>
+        </w:rPr>
+      </w:pPr>
+      <w:r>
+        <w:rPr>
+          <w:color w:val="000000" w:themeColor="text1"/>
+        </w:rPr>
         <w:t>Description:</w:t>
       </w:r>
     </w:p>
     <w:p>
       <w:pPr>
         <w:spacing w:after="100"/>
-      </w:pPr>
-      <w:r>
+        <w:rPr>
+          <w:color w:val="000000" w:themeColor="text1"/>
+        </w:rPr>
+      </w:pPr>
+      <w:r>
+        <w:rPr>
+          <w:color w:val="000000" w:themeColor="text1"/>
+        </w:rPr>
         <w:t>Built comprehensive CNN from scratch for image classification. Implemented various CNN architectures and experimented with different configurations to understand impact on performance.</w:t>
       </w:r>
     </w:p>
@@ -1066,8 +1455,14 @@
       <w:pPr>
         <w:pStyle w:val="Heading3"/>
         <w:spacing w:before="100" w:after="80"/>
-      </w:pPr>
-      <w:r>
+        <w:rPr>
+          <w:color w:val="000000" w:themeColor="text1"/>
+        </w:rPr>
+      </w:pPr>
+      <w:r>
+        <w:rPr>
+          <w:color w:val="000000" w:themeColor="text1"/>
+        </w:rPr>
         <w:t>Implementation Details:</w:t>
       </w:r>
     </w:p>
@@ -1078,8 +1473,14 @@
           <w:ilvl w:val="0"/>
           <w:numId w:val="2"/>
         </w:numPr>
-      </w:pPr>
-      <w:r>
+        <w:rPr>
+          <w:color w:val="000000" w:themeColor="text1"/>
+        </w:rPr>
+      </w:pPr>
+      <w:r>
+        <w:rPr>
+          <w:color w:val="000000" w:themeColor="text1"/>
+        </w:rPr>
         <w:t>Built CNN for CIFAR-10 dataset (10 classes, 32x32 images)</w:t>
       </w:r>
     </w:p>
@@ -1090,16 +1491,28 @@
           <w:ilvl w:val="0"/>
           <w:numId w:val="2"/>
         </w:numPr>
-      </w:pPr>
-      <w:r>
+        <w:rPr>
+          <w:color w:val="000000" w:themeColor="text1"/>
+        </w:rPr>
+      </w:pPr>
+      <w:r>
+        <w:rPr>
+          <w:color w:val="000000" w:themeColor="text1"/>
+        </w:rPr>
         <w:t xml:space="preserve">Architecture: 3 Conv2D + </w:t>
       </w:r>
       <w:proofErr w:type="spellStart"/>
       <w:r>
+        <w:rPr>
+          <w:color w:val="000000" w:themeColor="text1"/>
+        </w:rPr>
         <w:t>MaxPool</w:t>
       </w:r>
       <w:proofErr w:type="spellEnd"/>
       <w:r>
+        <w:rPr>
+          <w:color w:val="000000" w:themeColor="text1"/>
+        </w:rPr>
         <w:t xml:space="preserve"> blocks, Flatten, 2 Dense layers</w:t>
       </w:r>
     </w:p>
@@ -1110,16 +1523,28 @@
           <w:ilvl w:val="0"/>
           <w:numId w:val="2"/>
         </w:numPr>
-      </w:pPr>
-      <w:r>
+        <w:rPr>
+          <w:color w:val="000000" w:themeColor="text1"/>
+        </w:rPr>
+      </w:pPr>
+      <w:r>
+        <w:rPr>
+          <w:color w:val="000000" w:themeColor="text1"/>
+        </w:rPr>
         <w:t xml:space="preserve">Used </w:t>
       </w:r>
       <w:proofErr w:type="spellStart"/>
       <w:r>
+        <w:rPr>
+          <w:color w:val="000000" w:themeColor="text1"/>
+        </w:rPr>
         <w:t>ReLU</w:t>
       </w:r>
       <w:proofErr w:type="spellEnd"/>
       <w:r>
+        <w:rPr>
+          <w:color w:val="000000" w:themeColor="text1"/>
+        </w:rPr>
         <w:t xml:space="preserve"> activation, Dropout for regularization</w:t>
       </w:r>
     </w:p>
@@ -1130,8 +1555,14 @@
           <w:ilvl w:val="0"/>
           <w:numId w:val="2"/>
         </w:numPr>
-      </w:pPr>
-      <w:r>
+        <w:rPr>
+          <w:color w:val="000000" w:themeColor="text1"/>
+        </w:rPr>
+      </w:pPr>
+      <w:r>
+        <w:rPr>
+          <w:color w:val="000000" w:themeColor="text1"/>
+        </w:rPr>
         <w:t>Applied data augmentation: rotation, flip, zoom</w:t>
       </w:r>
     </w:p>
@@ -1142,8 +1573,14 @@
           <w:ilvl w:val="0"/>
           <w:numId w:val="2"/>
         </w:numPr>
-      </w:pPr>
-      <w:r>
+        <w:rPr>
+          <w:color w:val="000000" w:themeColor="text1"/>
+        </w:rPr>
+      </w:pPr>
+      <w:r>
+        <w:rPr>
+          <w:color w:val="000000" w:themeColor="text1"/>
+        </w:rPr>
         <w:t>Trained for 50 epochs with batch size 32</w:t>
       </w:r>
     </w:p>
@@ -1154,8 +1591,14 @@
           <w:ilvl w:val="0"/>
           <w:numId w:val="2"/>
         </w:numPr>
-      </w:pPr>
-      <w:r>
+        <w:rPr>
+          <w:color w:val="000000" w:themeColor="text1"/>
+        </w:rPr>
+      </w:pPr>
+      <w:r>
+        <w:rPr>
+          <w:color w:val="000000" w:themeColor="text1"/>
+        </w:rPr>
         <w:t>Achieved 78% test accuracy</w:t>
       </w:r>
     </w:p>
@@ -1166,8 +1609,14 @@
           <w:ilvl w:val="0"/>
           <w:numId w:val="2"/>
         </w:numPr>
-      </w:pPr>
-      <w:r>
+        <w:rPr>
+          <w:color w:val="000000" w:themeColor="text1"/>
+        </w:rPr>
+      </w:pPr>
+      <w:r>
+        <w:rPr>
+          <w:color w:val="000000" w:themeColor="text1"/>
+        </w:rPr>
         <w:t>Visualized learned filters and feature maps</w:t>
       </w:r>
     </w:p>
@@ -1175,31 +1624,49 @@
       <w:pPr>
         <w:pStyle w:val="Heading3"/>
         <w:spacing w:before="120" w:after="80"/>
-      </w:pPr>
-      <w:r>
+        <w:rPr>
+          <w:color w:val="000000" w:themeColor="text1"/>
+        </w:rPr>
+      </w:pPr>
+      <w:r>
+        <w:rPr>
+          <w:color w:val="000000" w:themeColor="text1"/>
+        </w:rPr>
         <w:t>Key Learnings:</w:t>
       </w:r>
     </w:p>
     <w:p>
       <w:pPr>
         <w:spacing w:after="200"/>
-      </w:pPr>
-      <w:r>
+        <w:rPr>
+          <w:color w:val="000000" w:themeColor="text1"/>
+        </w:rPr>
+      </w:pPr>
+      <w:r>
+        <w:rPr>
+          <w:color w:val="000000" w:themeColor="text1"/>
+        </w:rPr>
         <w:t>Understood how convolutional layers extract hierarchical features from images. Recognized importance of data augmentation for preventing overfitting. Learned to debug CNN performance issues by visualizing activations. This hands-on experience is crucial for understanding YOLOv8 architecture.</w:t>
       </w:r>
     </w:p>
     <w:p>
       <w:pPr>
         <w:spacing w:after="200"/>
+        <w:jc w:val="center"/>
+        <w:rPr>
+          <w:color w:val="000000" w:themeColor="text1"/>
+        </w:rPr>
       </w:pPr>
       <w:r>
         <w:rPr>
           <w:noProof/>
-        </w:rPr>
+          <w:color w:val="000000" w:themeColor="text1"/>
+        </w:rPr>
+        <w:lastRenderedPageBreak/>
         <w:drawing>
-          <wp:inline distT="0" distB="0" distL="0" distR="0" wp14:anchorId="07FCA4E8" wp14:editId="3CF373CA">
-            <wp:extent cx="6211929" cy="3322320"/>
-            <wp:effectExtent l="0" t="0" r="0" b="0"/>
+          <wp:inline distT="0" distB="0" distL="0" distR="0" wp14:anchorId="07FCA4E8" wp14:editId="79B544A9">
+            <wp:extent cx="5067300" cy="2094230"/>
+            <wp:effectExtent l="0" t="0" r="0" b="1270"/>
             <wp:docPr id="1112722418" name="Picture 4"/>
             <wp:cNvGraphicFramePr>
               <a:graphicFrameLocks xmlns:a="http://schemas.openxmlformats.org/drawingml/2006/main" noChangeAspect="1"/>
@@ -1226,7 +1693,7 @@
                   <pic:spPr>
                     <a:xfrm>
                       <a:off x="0" y="0"/>
-                      <a:ext cx="6213627" cy="3323228"/>
+                      <a:ext cx="5079033" cy="2099079"/>
                     </a:xfrm>
                     <a:prstGeom prst="rect">
                       <a:avLst/>
@@ -1243,11 +1710,15 @@
       <w:pPr>
         <w:spacing w:after="200"/>
         <w:jc w:val="center"/>
+        <w:rPr>
+          <w:color w:val="000000" w:themeColor="text1"/>
+        </w:rPr>
       </w:pPr>
       <w:r>
         <w:rPr>
           <w:i/>
           <w:iCs/>
+          <w:color w:val="000000" w:themeColor="text1"/>
         </w:rPr>
         <w:t xml:space="preserve">Figure </w:t>
       </w:r>
@@ -1255,6 +1726,7 @@
         <w:rPr>
           <w:i/>
           <w:iCs/>
+          <w:color w:val="000000" w:themeColor="text1"/>
         </w:rPr>
         <w:t>3</w:t>
       </w:r>
@@ -1262,6 +1734,7 @@
         <w:rPr>
           <w:i/>
           <w:iCs/>
+          <w:color w:val="000000" w:themeColor="text1"/>
         </w:rPr>
         <w:t>: Convolutional Neural Network pipeline demonstrating convolution, pooling, flattening, and dense layers used for image classification.</w:t>
       </w:r>
@@ -1269,14 +1742,23 @@
     <w:p>
       <w:pPr>
         <w:spacing w:after="200"/>
+        <w:rPr>
+          <w:color w:val="000000" w:themeColor="text1"/>
+        </w:rPr>
       </w:pPr>
     </w:p>
     <w:p>
       <w:pPr>
         <w:pStyle w:val="Heading2"/>
         <w:spacing w:before="200" w:after="100"/>
-      </w:pPr>
-      <w:r>
+        <w:rPr>
+          <w:color w:val="000000" w:themeColor="text1"/>
+        </w:rPr>
+      </w:pPr>
+      <w:r>
+        <w:rPr>
+          <w:color w:val="000000" w:themeColor="text1"/>
+        </w:rPr>
         <w:t>4. GTU Project - YOLOv8 Installation and Initial Testing</w:t>
       </w:r>
     </w:p>
@@ -1284,24 +1766,42 @@
       <w:pPr>
         <w:pStyle w:val="Heading3"/>
         <w:spacing w:before="100" w:after="80"/>
-      </w:pPr>
-      <w:r>
+        <w:rPr>
+          <w:color w:val="000000" w:themeColor="text1"/>
+        </w:rPr>
+      </w:pPr>
+      <w:r>
+        <w:rPr>
+          <w:color w:val="000000" w:themeColor="text1"/>
+        </w:rPr>
         <w:t>Description:</w:t>
       </w:r>
     </w:p>
     <w:p>
       <w:pPr>
         <w:spacing w:after="100"/>
-      </w:pPr>
-      <w:r>
+        <w:rPr>
+          <w:color w:val="000000" w:themeColor="text1"/>
+        </w:rPr>
+      </w:pPr>
+      <w:r>
+        <w:rPr>
+          <w:color w:val="000000" w:themeColor="text1"/>
+        </w:rPr>
         <w:t xml:space="preserve">Installed </w:t>
       </w:r>
       <w:proofErr w:type="spellStart"/>
       <w:r>
+        <w:rPr>
+          <w:color w:val="000000" w:themeColor="text1"/>
+        </w:rPr>
         <w:t>Ultralytics</w:t>
       </w:r>
       <w:proofErr w:type="spellEnd"/>
       <w:r>
+        <w:rPr>
+          <w:color w:val="000000" w:themeColor="text1"/>
+        </w:rPr>
         <w:t xml:space="preserve"> YOLOv8 library and tested pre-trained model on sample images and surveillance video frames. This marks the beginning of active project implementation phase.</w:t>
       </w:r>
     </w:p>
@@ -1309,8 +1809,14 @@
       <w:pPr>
         <w:pStyle w:val="Heading3"/>
         <w:spacing w:before="100" w:after="80"/>
-      </w:pPr>
-      <w:r>
+        <w:rPr>
+          <w:color w:val="000000" w:themeColor="text1"/>
+        </w:rPr>
+      </w:pPr>
+      <w:r>
+        <w:rPr>
+          <w:color w:val="000000" w:themeColor="text1"/>
+        </w:rPr>
         <w:t>Setup and Testing:</w:t>
       </w:r>
     </w:p>
@@ -1321,21 +1827,35 @@
           <w:ilvl w:val="0"/>
           <w:numId w:val="2"/>
         </w:numPr>
-      </w:pPr>
-      <w:r>
-        <w:lastRenderedPageBreak/>
+        <w:rPr>
+          <w:color w:val="000000" w:themeColor="text1"/>
+        </w:rPr>
+      </w:pPr>
+      <w:r>
+        <w:rPr>
+          <w:color w:val="000000" w:themeColor="text1"/>
+        </w:rPr>
         <w:t xml:space="preserve">Installed </w:t>
       </w:r>
       <w:proofErr w:type="spellStart"/>
       <w:r>
+        <w:rPr>
+          <w:color w:val="000000" w:themeColor="text1"/>
+        </w:rPr>
         <w:t>Ultralytics</w:t>
       </w:r>
       <w:proofErr w:type="spellEnd"/>
       <w:r>
+        <w:rPr>
+          <w:color w:val="000000" w:themeColor="text1"/>
+        </w:rPr>
         <w:t xml:space="preserve">: pip install </w:t>
       </w:r>
       <w:proofErr w:type="spellStart"/>
       <w:r>
+        <w:rPr>
+          <w:color w:val="000000" w:themeColor="text1"/>
+        </w:rPr>
         <w:t>ultralytics</w:t>
       </w:r>
       <w:proofErr w:type="spellEnd"/>
@@ -1347,8 +1867,14 @@
           <w:ilvl w:val="0"/>
           <w:numId w:val="2"/>
         </w:numPr>
-      </w:pPr>
-      <w:r>
+        <w:rPr>
+          <w:color w:val="000000" w:themeColor="text1"/>
+        </w:rPr>
+      </w:pPr>
+      <w:r>
+        <w:rPr>
+          <w:color w:val="000000" w:themeColor="text1"/>
+        </w:rPr>
         <w:t>Downloaded pre-trained YOLOv8n (nano) model weights</w:t>
       </w:r>
     </w:p>
@@ -1359,8 +1885,14 @@
           <w:ilvl w:val="0"/>
           <w:numId w:val="2"/>
         </w:numPr>
-      </w:pPr>
-      <w:r>
+        <w:rPr>
+          <w:color w:val="000000" w:themeColor="text1"/>
+        </w:rPr>
+      </w:pPr>
+      <w:r>
+        <w:rPr>
+          <w:color w:val="000000" w:themeColor="text1"/>
+        </w:rPr>
         <w:t>Tested on sample images: detected persons, vehicles with confidence scores</w:t>
       </w:r>
     </w:p>
@@ -1371,8 +1903,14 @@
           <w:ilvl w:val="0"/>
           <w:numId w:val="2"/>
         </w:numPr>
-      </w:pPr>
-      <w:r>
+        <w:rPr>
+          <w:color w:val="000000" w:themeColor="text1"/>
+        </w:rPr>
+      </w:pPr>
+      <w:r>
+        <w:rPr>
+          <w:color w:val="000000" w:themeColor="text1"/>
+        </w:rPr>
         <w:t>Ran detection on surveillance video frames from UCF-Crime dataset</w:t>
       </w:r>
     </w:p>
@@ -1383,8 +1921,14 @@
           <w:ilvl w:val="0"/>
           <w:numId w:val="2"/>
         </w:numPr>
-      </w:pPr>
-      <w:r>
+        <w:rPr>
+          <w:color w:val="000000" w:themeColor="text1"/>
+        </w:rPr>
+      </w:pPr>
+      <w:r>
+        <w:rPr>
+          <w:color w:val="000000" w:themeColor="text1"/>
+        </w:rPr>
         <w:t>Observed detection results: bounding boxes, class labels, confidence</w:t>
       </w:r>
     </w:p>
@@ -1395,8 +1939,14 @@
           <w:ilvl w:val="0"/>
           <w:numId w:val="2"/>
         </w:numPr>
-      </w:pPr>
-      <w:r>
+        <w:rPr>
+          <w:color w:val="000000" w:themeColor="text1"/>
+        </w:rPr>
+      </w:pPr>
+      <w:r>
+        <w:rPr>
+          <w:color w:val="000000" w:themeColor="text1"/>
+        </w:rPr>
         <w:t>Tested different model sizes: YOLOv8n, YOLOv8s, YOLOv8m</w:t>
       </w:r>
     </w:p>
@@ -1407,8 +1957,14 @@
           <w:ilvl w:val="0"/>
           <w:numId w:val="2"/>
         </w:numPr>
-      </w:pPr>
-      <w:r>
+        <w:rPr>
+          <w:color w:val="000000" w:themeColor="text1"/>
+        </w:rPr>
+      </w:pPr>
+      <w:r>
+        <w:rPr>
+          <w:color w:val="000000" w:themeColor="text1"/>
+        </w:rPr>
         <w:t>Noted inference speed: YOLOv8n ~30 FPS, YOLOv8s ~20 FPS</w:t>
       </w:r>
     </w:p>
@@ -1416,31 +1972,48 @@
       <w:pPr>
         <w:pStyle w:val="Heading3"/>
         <w:spacing w:before="120" w:after="80"/>
-      </w:pPr>
-      <w:r>
+        <w:rPr>
+          <w:color w:val="000000" w:themeColor="text1"/>
+        </w:rPr>
+      </w:pPr>
+      <w:r>
+        <w:rPr>
+          <w:color w:val="000000" w:themeColor="text1"/>
+        </w:rPr>
         <w:t>Observations:</w:t>
       </w:r>
     </w:p>
     <w:p>
       <w:pPr>
         <w:spacing w:after="200"/>
-      </w:pPr>
-      <w:r>
+        <w:rPr>
+          <w:color w:val="000000" w:themeColor="text1"/>
+        </w:rPr>
+      </w:pPr>
+      <w:r>
+        <w:rPr>
+          <w:color w:val="000000" w:themeColor="text1"/>
+        </w:rPr>
         <w:t>Pre-trained YOLOv8 performs well on common objects (person, car, backpack) but may need fine-tuning for specific surveillance scenarios. Model runs smoothly on GPU. Next step is to prepare custom dataset for fine-tuning on surveillance-specific objects and anomalies.</w:t>
       </w:r>
     </w:p>
     <w:p>
       <w:pPr>
         <w:spacing w:after="200"/>
+        <w:jc w:val="center"/>
+        <w:rPr>
+          <w:color w:val="000000" w:themeColor="text1"/>
+        </w:rPr>
       </w:pPr>
       <w:r>
         <w:rPr>
           <w:noProof/>
+          <w:color w:val="000000" w:themeColor="text1"/>
         </w:rPr>
         <w:drawing>
-          <wp:inline distT="0" distB="0" distL="0" distR="0" wp14:anchorId="050882EB" wp14:editId="1B3A9F59">
-            <wp:extent cx="6202017" cy="3459480"/>
-            <wp:effectExtent l="0" t="0" r="8890" b="7620"/>
+          <wp:inline distT="0" distB="0" distL="0" distR="0" wp14:anchorId="050882EB" wp14:editId="29CA7CE7">
+            <wp:extent cx="5196840" cy="2214245"/>
+            <wp:effectExtent l="0" t="0" r="3810" b="0"/>
             <wp:docPr id="1806381369" name="Picture 6"/>
             <wp:cNvGraphicFramePr>
               <a:graphicFrameLocks xmlns:a="http://schemas.openxmlformats.org/drawingml/2006/main" noChangeAspect="1"/>
@@ -1467,7 +2040,7 @@
                   <pic:spPr>
                     <a:xfrm>
                       <a:off x="0" y="0"/>
-                      <a:ext cx="6205568" cy="3461461"/>
+                      <a:ext cx="5215581" cy="2222230"/>
                     </a:xfrm>
                     <a:prstGeom prst="rect">
                       <a:avLst/>
@@ -1484,29 +2057,39 @@
       <w:pPr>
         <w:spacing w:after="200"/>
         <w:jc w:val="center"/>
-      </w:pPr>
-      <w:r>
-        <w:t xml:space="preserve">Figure </w:t>
-      </w:r>
-      <w:r>
-        <w:t>4</w:t>
-      </w:r>
-      <w:r>
-        <w:t>: Example output of YOLO object detection showing bounding boxes, class labels, and confidence scores.</w:t>
+        <w:rPr>
+          <w:color w:val="000000" w:themeColor="text1"/>
+        </w:rPr>
+      </w:pPr>
+      <w:r>
+        <w:rPr>
+          <w:color w:val="000000" w:themeColor="text1"/>
+        </w:rPr>
+        <w:t>Figure 4: Example output of YOLO object detection showing bounding boxes, class labels, and confidence scores.</w:t>
       </w:r>
     </w:p>
     <w:p>
       <w:pPr>
         <w:spacing w:after="200"/>
         <w:jc w:val="center"/>
+        <w:rPr>
+          <w:color w:val="000000" w:themeColor="text1"/>
+        </w:rPr>
       </w:pPr>
     </w:p>
     <w:p>
       <w:pPr>
         <w:pStyle w:val="Heading2"/>
         <w:spacing w:before="200" w:after="100"/>
-      </w:pPr>
-      <w:r>
+        <w:rPr>
+          <w:color w:val="000000" w:themeColor="text1"/>
+        </w:rPr>
+      </w:pPr>
+      <w:r>
+        <w:rPr>
+          <w:color w:val="000000" w:themeColor="text1"/>
+        </w:rPr>
+        <w:lastRenderedPageBreak/>
         <w:t>5. GTU Project - Dataset Preparation for YOLOv8</w:t>
       </w:r>
     </w:p>
@@ -1514,16 +2097,28 @@
       <w:pPr>
         <w:pStyle w:val="Heading3"/>
         <w:spacing w:before="100" w:after="80"/>
-      </w:pPr>
-      <w:r>
+        <w:rPr>
+          <w:color w:val="000000" w:themeColor="text1"/>
+        </w:rPr>
+      </w:pPr>
+      <w:r>
+        <w:rPr>
+          <w:color w:val="000000" w:themeColor="text1"/>
+        </w:rPr>
         <w:t>Description:</w:t>
       </w:r>
     </w:p>
     <w:p>
       <w:pPr>
         <w:spacing w:after="100"/>
-      </w:pPr>
-      <w:r>
+        <w:rPr>
+          <w:color w:val="000000" w:themeColor="text1"/>
+        </w:rPr>
+      </w:pPr>
+      <w:r>
+        <w:rPr>
+          <w:color w:val="000000" w:themeColor="text1"/>
+        </w:rPr>
         <w:t>Organized surveillance video frames and prepared dataset structure for YOLOv8 training. Created train/validation splits and documented dataset characteristics.</w:t>
       </w:r>
     </w:p>
@@ -1531,8 +2126,14 @@
       <w:pPr>
         <w:pStyle w:val="Heading3"/>
         <w:spacing w:before="100" w:after="80"/>
-      </w:pPr>
-      <w:r>
+        <w:rPr>
+          <w:color w:val="000000" w:themeColor="text1"/>
+        </w:rPr>
+      </w:pPr>
+      <w:r>
+        <w:rPr>
+          <w:color w:val="000000" w:themeColor="text1"/>
+        </w:rPr>
         <w:t>Work Completed:</w:t>
       </w:r>
     </w:p>
@@ -1543,8 +2144,14 @@
           <w:ilvl w:val="0"/>
           <w:numId w:val="2"/>
         </w:numPr>
-      </w:pPr>
-      <w:r>
+        <w:rPr>
+          <w:color w:val="000000" w:themeColor="text1"/>
+        </w:rPr>
+      </w:pPr>
+      <w:r>
+        <w:rPr>
+          <w:color w:val="000000" w:themeColor="text1"/>
+        </w:rPr>
         <w:t>Extracted frames from 15 UCF-Crime videos (1 frame per second)</w:t>
       </w:r>
     </w:p>
@@ -1555,8 +2162,14 @@
           <w:ilvl w:val="0"/>
           <w:numId w:val="2"/>
         </w:numPr>
-      </w:pPr>
-      <w:r>
+        <w:rPr>
+          <w:color w:val="000000" w:themeColor="text1"/>
+        </w:rPr>
+      </w:pPr>
+      <w:r>
+        <w:rPr>
+          <w:color w:val="000000" w:themeColor="text1"/>
+        </w:rPr>
         <w:t>Total frames extracted: ~850 frames</w:t>
       </w:r>
     </w:p>
@@ -1567,8 +2180,14 @@
           <w:ilvl w:val="0"/>
           <w:numId w:val="2"/>
         </w:numPr>
-      </w:pPr>
-      <w:r>
+        <w:rPr>
+          <w:color w:val="000000" w:themeColor="text1"/>
+        </w:rPr>
+      </w:pPr>
+      <w:r>
+        <w:rPr>
+          <w:color w:val="000000" w:themeColor="text1"/>
+        </w:rPr>
         <w:t>Organized into categories: Normal (500 frames), Anomaly (350 frames)</w:t>
       </w:r>
     </w:p>
@@ -1579,16 +2198,28 @@
           <w:ilvl w:val="0"/>
           <w:numId w:val="2"/>
         </w:numPr>
-      </w:pPr>
-      <w:r>
+        <w:rPr>
+          <w:color w:val="000000" w:themeColor="text1"/>
+        </w:rPr>
+      </w:pPr>
+      <w:r>
+        <w:rPr>
+          <w:color w:val="000000" w:themeColor="text1"/>
+        </w:rPr>
         <w:t>Created train/</w:t>
       </w:r>
       <w:proofErr w:type="spellStart"/>
       <w:r>
+        <w:rPr>
+          <w:color w:val="000000" w:themeColor="text1"/>
+        </w:rPr>
         <w:t>val</w:t>
       </w:r>
       <w:proofErr w:type="spellEnd"/>
       <w:r>
+        <w:rPr>
+          <w:color w:val="000000" w:themeColor="text1"/>
+        </w:rPr>
         <w:t xml:space="preserve"> split: 80% training (680), 20% validation (170)</w:t>
       </w:r>
     </w:p>
@@ -1599,12 +2230,21 @@
           <w:ilvl w:val="0"/>
           <w:numId w:val="2"/>
         </w:numPr>
-      </w:pPr>
-      <w:r>
+        <w:rPr>
+          <w:color w:val="000000" w:themeColor="text1"/>
+        </w:rPr>
+      </w:pPr>
+      <w:r>
+        <w:rPr>
+          <w:color w:val="000000" w:themeColor="text1"/>
+        </w:rPr>
         <w:t>Setup folder structure: data/images/train, data/images/</w:t>
       </w:r>
       <w:proofErr w:type="spellStart"/>
       <w:r>
+        <w:rPr>
+          <w:color w:val="000000" w:themeColor="text1"/>
+        </w:rPr>
         <w:t>val</w:t>
       </w:r>
       <w:proofErr w:type="spellEnd"/>
@@ -1616,18 +2256,30 @@
           <w:ilvl w:val="0"/>
           <w:numId w:val="2"/>
         </w:numPr>
-      </w:pPr>
-      <w:r>
+        <w:rPr>
+          <w:color w:val="000000" w:themeColor="text1"/>
+        </w:rPr>
+      </w:pPr>
+      <w:r>
+        <w:rPr>
+          <w:color w:val="000000" w:themeColor="text1"/>
+        </w:rPr>
         <w:t xml:space="preserve">Created </w:t>
       </w:r>
       <w:proofErr w:type="spellStart"/>
       <w:proofErr w:type="gramStart"/>
       <w:r>
+        <w:rPr>
+          <w:color w:val="000000" w:themeColor="text1"/>
+        </w:rPr>
         <w:t>data.yaml</w:t>
       </w:r>
       <w:proofErr w:type="spellEnd"/>
       <w:proofErr w:type="gramEnd"/>
       <w:r>
+        <w:rPr>
+          <w:color w:val="000000" w:themeColor="text1"/>
+        </w:rPr>
         <w:t xml:space="preserve"> configuration file for YOLOv8</w:t>
       </w:r>
     </w:p>
@@ -1638,47 +2290,86 @@
           <w:ilvl w:val="0"/>
           <w:numId w:val="2"/>
         </w:numPr>
-      </w:pPr>
-      <w:r>
+        <w:rPr>
+          <w:color w:val="000000" w:themeColor="text1"/>
+        </w:rPr>
+      </w:pPr>
+      <w:r>
+        <w:rPr>
+          <w:color w:val="000000" w:themeColor="text1"/>
+        </w:rPr>
         <w:t xml:space="preserve">Documented classes: person, vehicle, </w:t>
       </w:r>
       <w:proofErr w:type="spellStart"/>
       <w:r>
+        <w:rPr>
+          <w:color w:val="000000" w:themeColor="text1"/>
+        </w:rPr>
         <w:t>suspicious_activity</w:t>
       </w:r>
       <w:proofErr w:type="spellEnd"/>
     </w:p>
-    <w:p/>
+    <w:p>
+      <w:pPr>
+        <w:rPr>
+          <w:color w:val="000000" w:themeColor="text1"/>
+        </w:rPr>
+      </w:pPr>
+    </w:p>
     <w:p>
       <w:pPr>
         <w:pStyle w:val="Heading3"/>
         <w:spacing w:before="120" w:after="80"/>
-      </w:pPr>
-      <w:r>
+        <w:rPr>
+          <w:color w:val="000000" w:themeColor="text1"/>
+        </w:rPr>
+      </w:pPr>
+      <w:r>
+        <w:rPr>
+          <w:color w:val="000000" w:themeColor="text1"/>
+        </w:rPr>
         <w:t>Next Steps:</w:t>
       </w:r>
     </w:p>
     <w:p>
       <w:pPr>
         <w:spacing w:after="200"/>
-      </w:pPr>
-      <w:r>
+        <w:rPr>
+          <w:color w:val="000000" w:themeColor="text1"/>
+        </w:rPr>
+      </w:pPr>
+      <w:r>
+        <w:rPr>
+          <w:color w:val="000000" w:themeColor="text1"/>
+        </w:rPr>
         <w:t>Need to annotate frames with bounding boxes using annotation tool (</w:t>
       </w:r>
       <w:proofErr w:type="spellStart"/>
       <w:r>
+        <w:rPr>
+          <w:color w:val="000000" w:themeColor="text1"/>
+        </w:rPr>
         <w:t>Roboflow</w:t>
       </w:r>
       <w:proofErr w:type="spellEnd"/>
       <w:r>
+        <w:rPr>
+          <w:color w:val="000000" w:themeColor="text1"/>
+        </w:rPr>
         <w:t xml:space="preserve"> or </w:t>
       </w:r>
       <w:proofErr w:type="spellStart"/>
       <w:r>
+        <w:rPr>
+          <w:color w:val="000000" w:themeColor="text1"/>
+        </w:rPr>
         <w:t>LabelImg</w:t>
       </w:r>
       <w:proofErr w:type="spellEnd"/>
       <w:r>
+        <w:rPr>
+          <w:color w:val="000000" w:themeColor="text1"/>
+        </w:rPr>
         <w:t>) in Week 8. Will then proceed with YOLOv8 fine-tuning on custom surveillance dataset.</w:t>
       </w:r>
     </w:p>
@@ -1686,8 +2377,14 @@
       <w:pPr>
         <w:pStyle w:val="Heading2"/>
         <w:spacing w:before="200" w:after="100"/>
-      </w:pPr>
-      <w:r>
+        <w:rPr>
+          <w:color w:val="000000" w:themeColor="text1"/>
+        </w:rPr>
+      </w:pPr>
+      <w:r>
+        <w:rPr>
+          <w:color w:val="000000" w:themeColor="text1"/>
+        </w:rPr>
         <w:t>6. CNN and TensorFlow Assignment Submission</w:t>
       </w:r>
     </w:p>
@@ -1695,16 +2392,28 @@
       <w:pPr>
         <w:pStyle w:val="Heading3"/>
         <w:spacing w:before="100" w:after="80"/>
-      </w:pPr>
-      <w:r>
+        <w:rPr>
+          <w:color w:val="000000" w:themeColor="text1"/>
+        </w:rPr>
+      </w:pPr>
+      <w:r>
+        <w:rPr>
+          <w:color w:val="000000" w:themeColor="text1"/>
+        </w:rPr>
         <w:t>Description:</w:t>
       </w:r>
     </w:p>
     <w:p>
       <w:pPr>
         <w:spacing w:after="100"/>
-      </w:pPr>
-      <w:r>
+        <w:rPr>
+          <w:color w:val="000000" w:themeColor="text1"/>
+        </w:rPr>
+      </w:pPr>
+      <w:r>
+        <w:rPr>
+          <w:color w:val="000000" w:themeColor="text1"/>
+        </w:rPr>
         <w:t>Completed Week 7 assignment covering CNN implementation, transfer learning, and TensorFlow advanced concepts.</w:t>
       </w:r>
     </w:p>
@@ -1712,8 +2421,14 @@
       <w:pPr>
         <w:pStyle w:val="Heading3"/>
         <w:spacing w:before="100" w:after="80"/>
-      </w:pPr>
-      <w:r>
+        <w:rPr>
+          <w:color w:val="000000" w:themeColor="text1"/>
+        </w:rPr>
+      </w:pPr>
+      <w:r>
+        <w:rPr>
+          <w:color w:val="000000" w:themeColor="text1"/>
+        </w:rPr>
         <w:t>Assignment Tasks:</w:t>
       </w:r>
     </w:p>
@@ -1724,8 +2439,14 @@
           <w:ilvl w:val="0"/>
           <w:numId w:val="2"/>
         </w:numPr>
-      </w:pPr>
-      <w:r>
+        <w:rPr>
+          <w:color w:val="000000" w:themeColor="text1"/>
+        </w:rPr>
+      </w:pPr>
+      <w:r>
+        <w:rPr>
+          <w:color w:val="000000" w:themeColor="text1"/>
+        </w:rPr>
         <w:t>Task 1: Build CNN from scratch for image classification</w:t>
       </w:r>
     </w:p>
@@ -1736,8 +2457,14 @@
           <w:ilvl w:val="0"/>
           <w:numId w:val="2"/>
         </w:numPr>
-      </w:pPr>
-      <w:r>
+        <w:rPr>
+          <w:color w:val="000000" w:themeColor="text1"/>
+        </w:rPr>
+      </w:pPr>
+      <w:r>
+        <w:rPr>
+          <w:color w:val="000000" w:themeColor="text1"/>
+        </w:rPr>
         <w:t>Task 2: Implement transfer learning with VGG16</w:t>
       </w:r>
     </w:p>
@@ -1748,8 +2475,14 @@
           <w:ilvl w:val="0"/>
           <w:numId w:val="2"/>
         </w:numPr>
-      </w:pPr>
-      <w:r>
+        <w:rPr>
+          <w:color w:val="000000" w:themeColor="text1"/>
+        </w:rPr>
+      </w:pPr>
+      <w:r>
+        <w:rPr>
+          <w:color w:val="000000" w:themeColor="text1"/>
+        </w:rPr>
         <w:t>Task 3: Apply data augmentation techniques</w:t>
       </w:r>
     </w:p>
@@ -1760,8 +2493,14 @@
           <w:ilvl w:val="0"/>
           <w:numId w:val="2"/>
         </w:numPr>
-      </w:pPr>
-      <w:r>
+        <w:rPr>
+          <w:color w:val="000000" w:themeColor="text1"/>
+        </w:rPr>
+      </w:pPr>
+      <w:r>
+        <w:rPr>
+          <w:color w:val="000000" w:themeColor="text1"/>
+        </w:rPr>
         <w:t>Task 4: Visualize CNN layers and feature maps</w:t>
       </w:r>
     </w:p>
@@ -1772,8 +2511,14 @@
           <w:ilvl w:val="0"/>
           <w:numId w:val="2"/>
         </w:numPr>
-      </w:pPr>
-      <w:r>
+        <w:rPr>
+          <w:color w:val="000000" w:themeColor="text1"/>
+        </w:rPr>
+      </w:pPr>
+      <w:r>
+        <w:rPr>
+          <w:color w:val="000000" w:themeColor="text1"/>
+        </w:rPr>
         <w:t>Task 5: Compare training from scratch vs transfer learning</w:t>
       </w:r>
     </w:p>
@@ -1784,30 +2529,51 @@
           <w:ilvl w:val="0"/>
           <w:numId w:val="2"/>
         </w:numPr>
-      </w:pPr>
-      <w:r>
+        <w:rPr>
+          <w:color w:val="000000" w:themeColor="text1"/>
+        </w:rPr>
+      </w:pPr>
+      <w:r>
+        <w:rPr>
+          <w:color w:val="000000" w:themeColor="text1"/>
+        </w:rPr>
         <w:t xml:space="preserve">Submitted </w:t>
       </w:r>
       <w:proofErr w:type="spellStart"/>
       <w:r>
+        <w:rPr>
+          <w:color w:val="000000" w:themeColor="text1"/>
+        </w:rPr>
         <w:t>Jupyter</w:t>
       </w:r>
       <w:proofErr w:type="spellEnd"/>
       <w:r>
+        <w:rPr>
+          <w:color w:val="000000" w:themeColor="text1"/>
+        </w:rPr>
         <w:t xml:space="preserve"> notebook with complete code and analysis</w:t>
       </w:r>
     </w:p>
     <w:p>
       <w:pPr>
         <w:spacing w:after="400"/>
+        <w:rPr>
+          <w:color w:val="000000" w:themeColor="text1"/>
+        </w:rPr>
       </w:pPr>
     </w:p>
     <w:p>
       <w:pPr>
         <w:pStyle w:val="Heading1"/>
         <w:spacing w:before="300" w:after="200"/>
-      </w:pPr>
-      <w:r>
+        <w:rPr>
+          <w:color w:val="000000" w:themeColor="text1"/>
+        </w:rPr>
+      </w:pPr>
+      <w:r>
+        <w:rPr>
+          <w:color w:val="000000" w:themeColor="text1"/>
+        </w:rPr>
         <w:t>Plans for next week:</w:t>
       </w:r>
     </w:p>
@@ -1815,8 +2581,14 @@
       <w:pPr>
         <w:pStyle w:val="Heading2"/>
         <w:spacing w:before="150" w:after="80"/>
-      </w:pPr>
-      <w:r>
+        <w:rPr>
+          <w:color w:val="000000" w:themeColor="text1"/>
+        </w:rPr>
+      </w:pPr>
+      <w:r>
+        <w:rPr>
+          <w:color w:val="000000" w:themeColor="text1"/>
+        </w:rPr>
         <w:t>1. Complete Week 8 Microsoft Elevate Modules</w:t>
       </w:r>
     </w:p>
@@ -1827,8 +2599,14 @@
           <w:ilvl w:val="0"/>
           <w:numId w:val="2"/>
         </w:numPr>
-      </w:pPr>
-      <w:r>
+        <w:rPr>
+          <w:color w:val="000000" w:themeColor="text1"/>
+        </w:rPr>
+      </w:pPr>
+      <w:r>
+        <w:rPr>
+          <w:color w:val="000000" w:themeColor="text1"/>
+        </w:rPr>
         <w:t>Attend "Co-pilot" AI coding assistant session (Mar 13)</w:t>
       </w:r>
     </w:p>
@@ -1839,8 +2617,14 @@
           <w:ilvl w:val="0"/>
           <w:numId w:val="2"/>
         </w:numPr>
-      </w:pPr>
-      <w:r>
+        <w:rPr>
+          <w:color w:val="000000" w:themeColor="text1"/>
+        </w:rPr>
+      </w:pPr>
+      <w:r>
+        <w:rPr>
+          <w:color w:val="000000" w:themeColor="text1"/>
+        </w:rPr>
         <w:t>Participate in "Cloud Computing Fundamentals" (Mar 16)</w:t>
       </w:r>
     </w:p>
@@ -1851,8 +2635,14 @@
           <w:ilvl w:val="0"/>
           <w:numId w:val="2"/>
         </w:numPr>
-      </w:pPr>
-      <w:r>
+        <w:rPr>
+          <w:color w:val="000000" w:themeColor="text1"/>
+        </w:rPr>
+      </w:pPr>
+      <w:r>
+        <w:rPr>
+          <w:color w:val="000000" w:themeColor="text1"/>
+        </w:rPr>
         <w:t>Learn "Azure Introduction" session (Mar 18)</w:t>
       </w:r>
     </w:p>
@@ -1863,22 +2653,37 @@
           <w:ilvl w:val="0"/>
           <w:numId w:val="2"/>
         </w:numPr>
-      </w:pPr>
-      <w:r>
+        <w:rPr>
+          <w:color w:val="000000" w:themeColor="text1"/>
+        </w:rPr>
+      </w:pPr>
+      <w:r>
+        <w:rPr>
+          <w:color w:val="000000" w:themeColor="text1"/>
+        </w:rPr>
         <w:t>Practice with GitHub Copilot for coding assistance</w:t>
       </w:r>
     </w:p>
     <w:p>
       <w:pPr>
         <w:spacing w:after="120"/>
+        <w:rPr>
+          <w:color w:val="000000" w:themeColor="text1"/>
+        </w:rPr>
       </w:pPr>
     </w:p>
     <w:p>
       <w:pPr>
         <w:pStyle w:val="Heading2"/>
         <w:spacing w:before="150" w:after="80"/>
-      </w:pPr>
-      <w:r>
+        <w:rPr>
+          <w:color w:val="000000" w:themeColor="text1"/>
+        </w:rPr>
+      </w:pPr>
+      <w:r>
+        <w:rPr>
+          <w:color w:val="000000" w:themeColor="text1"/>
+        </w:rPr>
         <w:t>2. Annotate Dataset for YOLOv8 Training</w:t>
       </w:r>
     </w:p>
@@ -1889,24 +2694,42 @@
           <w:ilvl w:val="0"/>
           <w:numId w:val="2"/>
         </w:numPr>
-      </w:pPr>
-      <w:r>
+        <w:rPr>
+          <w:color w:val="000000" w:themeColor="text1"/>
+        </w:rPr>
+      </w:pPr>
+      <w:r>
+        <w:rPr>
+          <w:color w:val="000000" w:themeColor="text1"/>
+        </w:rPr>
         <w:t>Setup annotation tool (</w:t>
       </w:r>
       <w:proofErr w:type="spellStart"/>
       <w:r>
+        <w:rPr>
+          <w:color w:val="000000" w:themeColor="text1"/>
+        </w:rPr>
         <w:t>Roboflow</w:t>
       </w:r>
       <w:proofErr w:type="spellEnd"/>
       <w:r>
+        <w:rPr>
+          <w:color w:val="000000" w:themeColor="text1"/>
+        </w:rPr>
         <w:t xml:space="preserve"> or </w:t>
       </w:r>
       <w:proofErr w:type="spellStart"/>
       <w:r>
+        <w:rPr>
+          <w:color w:val="000000" w:themeColor="text1"/>
+        </w:rPr>
         <w:t>LabelImg</w:t>
       </w:r>
       <w:proofErr w:type="spellEnd"/>
       <w:r>
+        <w:rPr>
+          <w:color w:val="000000" w:themeColor="text1"/>
+        </w:rPr>
         <w:t>)</w:t>
       </w:r>
     </w:p>
@@ -1917,8 +2740,14 @@
           <w:ilvl w:val="0"/>
           <w:numId w:val="2"/>
         </w:numPr>
-      </w:pPr>
-      <w:r>
+        <w:rPr>
+          <w:color w:val="000000" w:themeColor="text1"/>
+        </w:rPr>
+      </w:pPr>
+      <w:r>
+        <w:rPr>
+          <w:color w:val="000000" w:themeColor="text1"/>
+        </w:rPr>
         <w:t>Annotate 680 training frames with bounding boxes</w:t>
       </w:r>
     </w:p>
@@ -1929,8 +2758,14 @@
           <w:ilvl w:val="0"/>
           <w:numId w:val="2"/>
         </w:numPr>
-      </w:pPr>
-      <w:r>
+        <w:rPr>
+          <w:color w:val="000000" w:themeColor="text1"/>
+        </w:rPr>
+      </w:pPr>
+      <w:r>
+        <w:rPr>
+          <w:color w:val="000000" w:themeColor="text1"/>
+        </w:rPr>
         <w:t>Annotate 170 validation frames</w:t>
       </w:r>
     </w:p>
@@ -1941,8 +2776,14 @@
           <w:ilvl w:val="0"/>
           <w:numId w:val="2"/>
         </w:numPr>
-      </w:pPr>
-      <w:r>
+        <w:rPr>
+          <w:color w:val="000000" w:themeColor="text1"/>
+        </w:rPr>
+      </w:pPr>
+      <w:r>
+        <w:rPr>
+          <w:color w:val="000000" w:themeColor="text1"/>
+        </w:rPr>
         <w:t>Export annotations in YOLO format (txt files)</w:t>
       </w:r>
     </w:p>
@@ -1953,22 +2794,37 @@
           <w:ilvl w:val="0"/>
           <w:numId w:val="2"/>
         </w:numPr>
-      </w:pPr>
-      <w:r>
+        <w:rPr>
+          <w:color w:val="000000" w:themeColor="text1"/>
+        </w:rPr>
+      </w:pPr>
+      <w:r>
+        <w:rPr>
+          <w:color w:val="000000" w:themeColor="text1"/>
+        </w:rPr>
         <w:t>Verify annotation quality and consistency</w:t>
       </w:r>
     </w:p>
     <w:p>
       <w:pPr>
         <w:spacing w:after="120"/>
+        <w:rPr>
+          <w:color w:val="000000" w:themeColor="text1"/>
+        </w:rPr>
       </w:pPr>
     </w:p>
     <w:p>
       <w:pPr>
         <w:pStyle w:val="Heading2"/>
         <w:spacing w:before="150" w:after="80"/>
-      </w:pPr>
-      <w:r>
+        <w:rPr>
+          <w:color w:val="000000" w:themeColor="text1"/>
+        </w:rPr>
+      </w:pPr>
+      <w:r>
+        <w:rPr>
+          <w:color w:val="000000" w:themeColor="text1"/>
+        </w:rPr>
         <w:t>3. Begin YOLOv8 Fine-tuning</w:t>
       </w:r>
     </w:p>
@@ -1979,8 +2835,14 @@
           <w:ilvl w:val="0"/>
           <w:numId w:val="2"/>
         </w:numPr>
-      </w:pPr>
-      <w:r>
+        <w:rPr>
+          <w:color w:val="000000" w:themeColor="text1"/>
+        </w:rPr>
+      </w:pPr>
+      <w:r>
+        <w:rPr>
+          <w:color w:val="000000" w:themeColor="text1"/>
+        </w:rPr>
         <w:t>Configure YOLOv8 training parameters</w:t>
       </w:r>
     </w:p>
@@ -1991,8 +2853,14 @@
           <w:ilvl w:val="0"/>
           <w:numId w:val="2"/>
         </w:numPr>
-      </w:pPr>
-      <w:r>
+        <w:rPr>
+          <w:color w:val="000000" w:themeColor="text1"/>
+        </w:rPr>
+      </w:pPr>
+      <w:r>
+        <w:rPr>
+          <w:color w:val="000000" w:themeColor="text1"/>
+        </w:rPr>
         <w:t>Start fine-tuning on custom surveillance dataset</w:t>
       </w:r>
     </w:p>
@@ -2003,16 +2871,28 @@
           <w:ilvl w:val="0"/>
           <w:numId w:val="2"/>
         </w:numPr>
-      </w:pPr>
-      <w:r>
+        <w:rPr>
+          <w:color w:val="000000" w:themeColor="text1"/>
+        </w:rPr>
+      </w:pPr>
+      <w:r>
+        <w:rPr>
+          <w:color w:val="000000" w:themeColor="text1"/>
+        </w:rPr>
         <w:t xml:space="preserve">Monitor training metrics (loss, </w:t>
       </w:r>
       <w:proofErr w:type="spellStart"/>
       <w:r>
+        <w:rPr>
+          <w:color w:val="000000" w:themeColor="text1"/>
+        </w:rPr>
         <w:t>mAP</w:t>
       </w:r>
       <w:proofErr w:type="spellEnd"/>
       <w:r>
+        <w:rPr>
+          <w:color w:val="000000" w:themeColor="text1"/>
+        </w:rPr>
         <w:t>, precision, recall)</w:t>
       </w:r>
     </w:p>
@@ -2023,22 +2903,37 @@
           <w:ilvl w:val="0"/>
           <w:numId w:val="2"/>
         </w:numPr>
-      </w:pPr>
-      <w:r>
+        <w:rPr>
+          <w:color w:val="000000" w:themeColor="text1"/>
+        </w:rPr>
+      </w:pPr>
+      <w:r>
+        <w:rPr>
+          <w:color w:val="000000" w:themeColor="text1"/>
+        </w:rPr>
         <w:t>Test model on validation set</w:t>
       </w:r>
     </w:p>
     <w:p>
       <w:pPr>
         <w:spacing w:after="120"/>
+        <w:rPr>
+          <w:color w:val="000000" w:themeColor="text1"/>
+        </w:rPr>
       </w:pPr>
     </w:p>
     <w:p>
       <w:pPr>
         <w:pStyle w:val="Heading2"/>
         <w:spacing w:before="150" w:after="80"/>
-      </w:pPr>
-      <w:r>
+        <w:rPr>
+          <w:color w:val="000000" w:themeColor="text1"/>
+        </w:rPr>
+      </w:pPr>
+      <w:r>
+        <w:rPr>
+          <w:color w:val="000000" w:themeColor="text1"/>
+        </w:rPr>
         <w:t>4. Azure Cloud Setup for Project</w:t>
       </w:r>
     </w:p>
@@ -2049,8 +2944,14 @@
           <w:ilvl w:val="0"/>
           <w:numId w:val="2"/>
         </w:numPr>
-      </w:pPr>
-      <w:r>
+        <w:rPr>
+          <w:color w:val="000000" w:themeColor="text1"/>
+        </w:rPr>
+      </w:pPr>
+      <w:r>
+        <w:rPr>
+          <w:color w:val="000000" w:themeColor="text1"/>
+        </w:rPr>
         <w:t>Create Azure Storage Account</w:t>
       </w:r>
     </w:p>
@@ -2061,8 +2962,14 @@
           <w:ilvl w:val="0"/>
           <w:numId w:val="2"/>
         </w:numPr>
-      </w:pPr>
-      <w:r>
+        <w:rPr>
+          <w:color w:val="000000" w:themeColor="text1"/>
+        </w:rPr>
+      </w:pPr>
+      <w:r>
+        <w:rPr>
+          <w:color w:val="000000" w:themeColor="text1"/>
+        </w:rPr>
         <w:t>Setup Blob Storage containers for videos and frames</w:t>
       </w:r>
     </w:p>
@@ -2073,8 +2980,14 @@
           <w:ilvl w:val="0"/>
           <w:numId w:val="2"/>
         </w:numPr>
-      </w:pPr>
-      <w:r>
+        <w:rPr>
+          <w:color w:val="000000" w:themeColor="text1"/>
+        </w:rPr>
+      </w:pPr>
+      <w:r>
+        <w:rPr>
+          <w:color w:val="000000" w:themeColor="text1"/>
+        </w:rPr>
         <w:t>Test uploading and downloading files from Azure</w:t>
       </w:r>
     </w:p>
@@ -2085,28 +2998,45 @@
           <w:ilvl w:val="0"/>
           <w:numId w:val="2"/>
         </w:numPr>
-      </w:pPr>
-      <w:r>
+        <w:rPr>
+          <w:color w:val="000000" w:themeColor="text1"/>
+        </w:rPr>
+      </w:pPr>
+      <w:r>
+        <w:rPr>
+          <w:color w:val="000000" w:themeColor="text1"/>
+        </w:rPr>
         <w:t>Learn Azure SDK for Python</w:t>
       </w:r>
     </w:p>
     <w:p>
       <w:pPr>
         <w:spacing w:after="120"/>
+        <w:rPr>
+          <w:color w:val="000000" w:themeColor="text1"/>
+        </w:rPr>
       </w:pPr>
     </w:p>
     <w:p>
       <w:pPr>
         <w:spacing w:after="120"/>
+        <w:rPr>
+          <w:color w:val="000000" w:themeColor="text1"/>
+        </w:rPr>
       </w:pPr>
     </w:p>
     <w:p>
       <w:pPr>
         <w:pStyle w:val="Heading2"/>
         <w:spacing w:before="150" w:after="80"/>
-      </w:pPr>
-      <w:r>
-        <w:lastRenderedPageBreak/>
+        <w:rPr>
+          <w:color w:val="000000" w:themeColor="text1"/>
+        </w:rPr>
+      </w:pPr>
+      <w:r>
+        <w:rPr>
+          <w:color w:val="000000" w:themeColor="text1"/>
+        </w:rPr>
         <w:t>5. Project Documentation Update</w:t>
       </w:r>
     </w:p>
@@ -2117,8 +3047,14 @@
           <w:ilvl w:val="0"/>
           <w:numId w:val="2"/>
         </w:numPr>
-      </w:pPr>
-      <w:r>
+        <w:rPr>
+          <w:color w:val="000000" w:themeColor="text1"/>
+        </w:rPr>
+      </w:pPr>
+      <w:r>
+        <w:rPr>
+          <w:color w:val="000000" w:themeColor="text1"/>
+        </w:rPr>
         <w:t>Update GitHub repository with YOLOv8 code</w:t>
       </w:r>
     </w:p>
@@ -2129,8 +3065,14 @@
           <w:ilvl w:val="0"/>
           <w:numId w:val="2"/>
         </w:numPr>
-      </w:pPr>
-      <w:r>
+        <w:rPr>
+          <w:color w:val="000000" w:themeColor="text1"/>
+        </w:rPr>
+      </w:pPr>
+      <w:r>
+        <w:rPr>
+          <w:color w:val="000000" w:themeColor="text1"/>
+        </w:rPr>
         <w:t>Document dataset preparation process</w:t>
       </w:r>
     </w:p>
@@ -2141,8 +3083,14 @@
           <w:ilvl w:val="0"/>
           <w:numId w:val="2"/>
         </w:numPr>
-      </w:pPr>
-      <w:r>
+        <w:rPr>
+          <w:color w:val="000000" w:themeColor="text1"/>
+        </w:rPr>
+      </w:pPr>
+      <w:r>
+        <w:rPr>
+          <w:color w:val="000000" w:themeColor="text1"/>
+        </w:rPr>
         <w:t>Add training results and metrics</w:t>
       </w:r>
     </w:p>
@@ -2153,47 +3101,73 @@
           <w:ilvl w:val="0"/>
           <w:numId w:val="2"/>
         </w:numPr>
-      </w:pPr>
-      <w:r>
+        <w:rPr>
+          <w:color w:val="000000" w:themeColor="text1"/>
+        </w:rPr>
+      </w:pPr>
+      <w:r>
+        <w:rPr>
+          <w:color w:val="000000" w:themeColor="text1"/>
+        </w:rPr>
         <w:t>Create project progress report</w:t>
       </w:r>
     </w:p>
     <w:p>
       <w:pPr>
         <w:spacing w:after="400"/>
+        <w:rPr>
+          <w:color w:val="000000" w:themeColor="text1"/>
+        </w:rPr>
       </w:pPr>
     </w:p>
     <w:p>
       <w:pPr>
         <w:spacing w:before="200" w:after="240"/>
+        <w:rPr>
+          <w:color w:val="000000" w:themeColor="text1"/>
+        </w:rPr>
       </w:pPr>
       <w:r>
         <w:rPr>
           <w:b/>
           <w:bCs/>
+          <w:color w:val="000000" w:themeColor="text1"/>
         </w:rPr>
         <w:t xml:space="preserve">Total Working Hours: </w:t>
       </w:r>
       <w:r>
+        <w:rPr>
+          <w:color w:val="000000" w:themeColor="text1"/>
+        </w:rPr>
         <w:t>38 hours</w:t>
       </w:r>
     </w:p>
     <w:p>
       <w:pPr>
         <w:spacing w:after="400"/>
-      </w:pPr>
-      <w:r>
+        <w:rPr>
+          <w:color w:val="000000" w:themeColor="text1"/>
+        </w:rPr>
+      </w:pPr>
+      <w:r>
+        <w:rPr>
+          <w:color w:val="000000" w:themeColor="text1"/>
+        </w:rPr>
         <w:t>Signature of Student: _____________________</w:t>
       </w:r>
     </w:p>
     <w:p>
       <w:pPr>
         <w:spacing w:before="200" w:after="120"/>
+        <w:rPr>
+          <w:color w:val="000000" w:themeColor="text1"/>
+        </w:rPr>
       </w:pPr>
       <w:r>
         <w:rPr>
           <w:b/>
           <w:bCs/>
+          <w:color w:val="000000" w:themeColor="text1"/>
         </w:rPr>
         <w:t>The above entries are correct, and the grading of work done by Trainee is:</w:t>
       </w:r>
@@ -2227,12 +3201,6 @@
         <w:tc>
           <w:tcPr>
             <w:tcW w:w="1560" w:type="dxa"/>
-            <w:tcBorders>
-              <w:top w:val="single" w:sz="1" w:space="0" w:color="000000"/>
-              <w:left w:val="single" w:sz="1" w:space="0" w:color="000000"/>
-              <w:bottom w:val="single" w:sz="1" w:space="0" w:color="000000"/>
-              <w:right w:val="single" w:sz="1" w:space="0" w:color="000000"/>
-            </w:tcBorders>
             <w:shd w:val="clear" w:color="auto" w:fill="D5E8F0"/>
             <w:tcMar>
               <w:top w:w="100" w:type="dxa"/>
@@ -2244,11 +3212,15 @@
           <w:p>
             <w:pPr>
               <w:jc w:val="center"/>
+              <w:rPr>
+                <w:color w:val="000000" w:themeColor="text1"/>
+              </w:rPr>
             </w:pPr>
             <w:r>
               <w:rPr>
                 <w:b/>
                 <w:bCs/>
+                <w:color w:val="000000" w:themeColor="text1"/>
               </w:rPr>
               <w:t>Excellent</w:t>
             </w:r>
@@ -2257,12 +3229,6 @@
         <w:tc>
           <w:tcPr>
             <w:tcW w:w="1560" w:type="dxa"/>
-            <w:tcBorders>
-              <w:top w:val="single" w:sz="1" w:space="0" w:color="000000"/>
-              <w:left w:val="single" w:sz="1" w:space="0" w:color="000000"/>
-              <w:bottom w:val="single" w:sz="1" w:space="0" w:color="000000"/>
-              <w:right w:val="single" w:sz="1" w:space="0" w:color="000000"/>
-            </w:tcBorders>
             <w:shd w:val="clear" w:color="auto" w:fill="D5E8F0"/>
             <w:tcMar>
               <w:top w:w="100" w:type="dxa"/>
@@ -2274,11 +3240,15 @@
           <w:p>
             <w:pPr>
               <w:jc w:val="center"/>
+              <w:rPr>
+                <w:color w:val="000000" w:themeColor="text1"/>
+              </w:rPr>
             </w:pPr>
             <w:r>
               <w:rPr>
                 <w:b/>
                 <w:bCs/>
+                <w:color w:val="000000" w:themeColor="text1"/>
               </w:rPr>
               <w:t>Very Good</w:t>
             </w:r>
@@ -2287,12 +3257,6 @@
         <w:tc>
           <w:tcPr>
             <w:tcW w:w="1560" w:type="dxa"/>
-            <w:tcBorders>
-              <w:top w:val="single" w:sz="1" w:space="0" w:color="000000"/>
-              <w:left w:val="single" w:sz="1" w:space="0" w:color="000000"/>
-              <w:bottom w:val="single" w:sz="1" w:space="0" w:color="000000"/>
-              <w:right w:val="single" w:sz="1" w:space="0" w:color="000000"/>
-            </w:tcBorders>
             <w:shd w:val="clear" w:color="auto" w:fill="D5E8F0"/>
             <w:tcMar>
               <w:top w:w="100" w:type="dxa"/>
@@ -2304,11 +3268,15 @@
           <w:p>
             <w:pPr>
               <w:jc w:val="center"/>
+              <w:rPr>
+                <w:color w:val="000000" w:themeColor="text1"/>
+              </w:rPr>
             </w:pPr>
             <w:r>
               <w:rPr>
                 <w:b/>
                 <w:bCs/>
+                <w:color w:val="000000" w:themeColor="text1"/>
               </w:rPr>
               <w:t>Good</w:t>
             </w:r>
@@ -2317,12 +3285,6 @@
         <w:tc>
           <w:tcPr>
             <w:tcW w:w="1560" w:type="dxa"/>
-            <w:tcBorders>
-              <w:top w:val="single" w:sz="1" w:space="0" w:color="000000"/>
-              <w:left w:val="single" w:sz="1" w:space="0" w:color="000000"/>
-              <w:bottom w:val="single" w:sz="1" w:space="0" w:color="000000"/>
-              <w:right w:val="single" w:sz="1" w:space="0" w:color="000000"/>
-            </w:tcBorders>
             <w:shd w:val="clear" w:color="auto" w:fill="D5E8F0"/>
             <w:tcMar>
               <w:top w:w="100" w:type="dxa"/>
@@ -2334,11 +3296,15 @@
           <w:p>
             <w:pPr>
               <w:jc w:val="center"/>
+              <w:rPr>
+                <w:color w:val="000000" w:themeColor="text1"/>
+              </w:rPr>
             </w:pPr>
             <w:r>
               <w:rPr>
                 <w:b/>
                 <w:bCs/>
+                <w:color w:val="000000" w:themeColor="text1"/>
               </w:rPr>
               <w:t>Fair</w:t>
             </w:r>
@@ -2347,12 +3313,6 @@
         <w:tc>
           <w:tcPr>
             <w:tcW w:w="1560" w:type="dxa"/>
-            <w:tcBorders>
-              <w:top w:val="single" w:sz="1" w:space="0" w:color="000000"/>
-              <w:left w:val="single" w:sz="1" w:space="0" w:color="000000"/>
-              <w:bottom w:val="single" w:sz="1" w:space="0" w:color="000000"/>
-              <w:right w:val="single" w:sz="1" w:space="0" w:color="000000"/>
-            </w:tcBorders>
             <w:shd w:val="clear" w:color="auto" w:fill="D5E8F0"/>
             <w:tcMar>
               <w:top w:w="100" w:type="dxa"/>
@@ -2364,11 +3324,15 @@
           <w:p>
             <w:pPr>
               <w:jc w:val="center"/>
+              <w:rPr>
+                <w:color w:val="000000" w:themeColor="text1"/>
+              </w:rPr>
             </w:pPr>
             <w:r>
               <w:rPr>
                 <w:b/>
                 <w:bCs/>
+                <w:color w:val="000000" w:themeColor="text1"/>
               </w:rPr>
               <w:t>Below Average</w:t>
             </w:r>
@@ -2377,12 +3341,6 @@
         <w:tc>
           <w:tcPr>
             <w:tcW w:w="1560" w:type="dxa"/>
-            <w:tcBorders>
-              <w:top w:val="single" w:sz="1" w:space="0" w:color="000000"/>
-              <w:left w:val="single" w:sz="1" w:space="0" w:color="000000"/>
-              <w:bottom w:val="single" w:sz="1" w:space="0" w:color="000000"/>
-              <w:right w:val="single" w:sz="1" w:space="0" w:color="000000"/>
-            </w:tcBorders>
             <w:shd w:val="clear" w:color="auto" w:fill="D5E8F0"/>
             <w:tcMar>
               <w:top w:w="100" w:type="dxa"/>
@@ -2394,11 +3352,15 @@
           <w:p>
             <w:pPr>
               <w:jc w:val="center"/>
+              <w:rPr>
+                <w:color w:val="000000" w:themeColor="text1"/>
+              </w:rPr>
             </w:pPr>
             <w:r>
               <w:rPr>
                 <w:b/>
                 <w:bCs/>
+                <w:color w:val="000000" w:themeColor="text1"/>
               </w:rPr>
               <w:t>Poor</w:t>
             </w:r>
@@ -2409,12 +3371,6 @@
         <w:tc>
           <w:tcPr>
             <w:tcW w:w="1560" w:type="dxa"/>
-            <w:tcBorders>
-              <w:top w:val="single" w:sz="1" w:space="0" w:color="000000"/>
-              <w:left w:val="single" w:sz="1" w:space="0" w:color="000000"/>
-              <w:bottom w:val="single" w:sz="1" w:space="0" w:color="000000"/>
-              <w:right w:val="single" w:sz="1" w:space="0" w:color="000000"/>
-            </w:tcBorders>
             <w:tcMar>
               <w:top w:w="100" w:type="dxa"/>
               <w:left w:w="120" w:type="dxa"/>
@@ -2425,8 +3381,14 @@
           <w:p>
             <w:pPr>
               <w:jc w:val="center"/>
+              <w:rPr>
+                <w:color w:val="000000" w:themeColor="text1"/>
+              </w:rPr>
             </w:pPr>
             <w:r>
+              <w:rPr>
+                <w:color w:val="000000" w:themeColor="text1"/>
+              </w:rPr>
               <w:t>☐</w:t>
             </w:r>
           </w:p>
@@ -2434,12 +3396,6 @@
         <w:tc>
           <w:tcPr>
             <w:tcW w:w="1560" w:type="dxa"/>
-            <w:tcBorders>
-              <w:top w:val="single" w:sz="1" w:space="0" w:color="000000"/>
-              <w:left w:val="single" w:sz="1" w:space="0" w:color="000000"/>
-              <w:bottom w:val="single" w:sz="1" w:space="0" w:color="000000"/>
-              <w:right w:val="single" w:sz="1" w:space="0" w:color="000000"/>
-            </w:tcBorders>
             <w:tcMar>
               <w:top w:w="100" w:type="dxa"/>
               <w:left w:w="120" w:type="dxa"/>
@@ -2450,8 +3406,14 @@
           <w:p>
             <w:pPr>
               <w:jc w:val="center"/>
+              <w:rPr>
+                <w:color w:val="000000" w:themeColor="text1"/>
+              </w:rPr>
             </w:pPr>
             <w:r>
+              <w:rPr>
+                <w:color w:val="000000" w:themeColor="text1"/>
+              </w:rPr>
               <w:t>☐</w:t>
             </w:r>
           </w:p>
@@ -2459,12 +3421,6 @@
         <w:tc>
           <w:tcPr>
             <w:tcW w:w="1560" w:type="dxa"/>
-            <w:tcBorders>
-              <w:top w:val="single" w:sz="1" w:space="0" w:color="000000"/>
-              <w:left w:val="single" w:sz="1" w:space="0" w:color="000000"/>
-              <w:bottom w:val="single" w:sz="1" w:space="0" w:color="000000"/>
-              <w:right w:val="single" w:sz="1" w:space="0" w:color="000000"/>
-            </w:tcBorders>
             <w:tcMar>
               <w:top w:w="100" w:type="dxa"/>
               <w:left w:w="120" w:type="dxa"/>
@@ -2475,8 +3431,14 @@
           <w:p>
             <w:pPr>
               <w:jc w:val="center"/>
+              <w:rPr>
+                <w:color w:val="000000" w:themeColor="text1"/>
+              </w:rPr>
             </w:pPr>
             <w:r>
+              <w:rPr>
+                <w:color w:val="000000" w:themeColor="text1"/>
+              </w:rPr>
               <w:t>☐</w:t>
             </w:r>
           </w:p>
@@ -2484,12 +3446,6 @@
         <w:tc>
           <w:tcPr>
             <w:tcW w:w="1560" w:type="dxa"/>
-            <w:tcBorders>
-              <w:top w:val="single" w:sz="1" w:space="0" w:color="000000"/>
-              <w:left w:val="single" w:sz="1" w:space="0" w:color="000000"/>
-              <w:bottom w:val="single" w:sz="1" w:space="0" w:color="000000"/>
-              <w:right w:val="single" w:sz="1" w:space="0" w:color="000000"/>
-            </w:tcBorders>
             <w:tcMar>
               <w:top w:w="100" w:type="dxa"/>
               <w:left w:w="120" w:type="dxa"/>
@@ -2500,8 +3456,14 @@
           <w:p>
             <w:pPr>
               <w:jc w:val="center"/>
+              <w:rPr>
+                <w:color w:val="000000" w:themeColor="text1"/>
+              </w:rPr>
             </w:pPr>
             <w:r>
+              <w:rPr>
+                <w:color w:val="000000" w:themeColor="text1"/>
+              </w:rPr>
               <w:t>☐</w:t>
             </w:r>
           </w:p>
@@ -2509,12 +3471,6 @@
         <w:tc>
           <w:tcPr>
             <w:tcW w:w="1560" w:type="dxa"/>
-            <w:tcBorders>
-              <w:top w:val="single" w:sz="1" w:space="0" w:color="000000"/>
-              <w:left w:val="single" w:sz="1" w:space="0" w:color="000000"/>
-              <w:bottom w:val="single" w:sz="1" w:space="0" w:color="000000"/>
-              <w:right w:val="single" w:sz="1" w:space="0" w:color="000000"/>
-            </w:tcBorders>
             <w:tcMar>
               <w:top w:w="100" w:type="dxa"/>
               <w:left w:w="120" w:type="dxa"/>
@@ -2525,8 +3481,14 @@
           <w:p>
             <w:pPr>
               <w:jc w:val="center"/>
+              <w:rPr>
+                <w:color w:val="000000" w:themeColor="text1"/>
+              </w:rPr>
             </w:pPr>
             <w:r>
+              <w:rPr>
+                <w:color w:val="000000" w:themeColor="text1"/>
+              </w:rPr>
               <w:t>☐</w:t>
             </w:r>
           </w:p>
@@ -2534,12 +3496,6 @@
         <w:tc>
           <w:tcPr>
             <w:tcW w:w="1560" w:type="dxa"/>
-            <w:tcBorders>
-              <w:top w:val="single" w:sz="1" w:space="0" w:color="000000"/>
-              <w:left w:val="single" w:sz="1" w:space="0" w:color="000000"/>
-              <w:bottom w:val="single" w:sz="1" w:space="0" w:color="000000"/>
-              <w:right w:val="single" w:sz="1" w:space="0" w:color="000000"/>
-            </w:tcBorders>
             <w:tcMar>
               <w:top w:w="100" w:type="dxa"/>
               <w:left w:w="120" w:type="dxa"/>
@@ -2550,8 +3506,14 @@
           <w:p>
             <w:pPr>
               <w:jc w:val="center"/>
+              <w:rPr>
+                <w:color w:val="000000" w:themeColor="text1"/>
+              </w:rPr>
             </w:pPr>
             <w:r>
+              <w:rPr>
+                <w:color w:val="000000" w:themeColor="text1"/>
+              </w:rPr>
               <w:t>☐</w:t>
             </w:r>
           </w:p>
@@ -2561,26 +3523,48 @@
     <w:p>
       <w:pPr>
         <w:spacing w:after="300"/>
+        <w:rPr>
+          <w:color w:val="000000" w:themeColor="text1"/>
+        </w:rPr>
       </w:pPr>
     </w:p>
     <w:p>
       <w:pPr>
         <w:spacing w:after="120"/>
-      </w:pPr>
-      <w:r>
+        <w:rPr>
+          <w:color w:val="000000" w:themeColor="text1"/>
+        </w:rPr>
+      </w:pPr>
+      <w:r>
+        <w:rPr>
+          <w:color w:val="000000" w:themeColor="text1"/>
+        </w:rPr>
         <w:t xml:space="preserve">Signature of External Guide with Company Seal: </w:t>
       </w:r>
     </w:p>
     <w:p>
       <w:pPr>
         <w:spacing w:after="240"/>
-      </w:pPr>
-      <w:r>
-        <w:t>Date: ___________</w:t>
+        <w:rPr>
+          <w:color w:val="000000" w:themeColor="text1"/>
+        </w:rPr>
+      </w:pPr>
+      <w:r>
+        <w:rPr>
+          <w:color w:val="000000" w:themeColor="text1"/>
+        </w:rPr>
+        <w:t xml:space="preserve">Date: </w:t>
+      </w:r>
+      <w:r>
+        <w:rPr>
+          <w:color w:val="000000" w:themeColor="text1"/>
+        </w:rPr>
+        <w:t>18/02/2026</w:t>
       </w:r>
       <w:r>
         <w:rPr>
           <w:noProof/>
+          <w:color w:val="000000" w:themeColor="text1"/>
         </w:rPr>
         <w:drawing>
           <wp:inline distT="0" distB="0" distL="0" distR="0" wp14:anchorId="07B455F1" wp14:editId="2C51B9F8">
@@ -2628,18 +3612,38 @@
     <w:p>
       <w:pPr>
         <w:spacing w:after="120"/>
-      </w:pPr>
-      <w:r>
+        <w:rPr>
+          <w:color w:val="000000" w:themeColor="text1"/>
+        </w:rPr>
+      </w:pPr>
+      <w:r>
+        <w:rPr>
+          <w:color w:val="000000" w:themeColor="text1"/>
+        </w:rPr>
         <w:t>Signature of Internal Guide: _____________________</w:t>
       </w:r>
     </w:p>
     <w:p>
-      <w:r>
-        <w:t>Date: ___________</w:t>
+      <w:pPr>
+        <w:rPr>
+          <w:color w:val="000000" w:themeColor="text1"/>
+        </w:rPr>
+      </w:pPr>
+      <w:r>
+        <w:rPr>
+          <w:color w:val="000000" w:themeColor="text1"/>
+        </w:rPr>
+        <w:t xml:space="preserve">Date: </w:t>
+      </w:r>
+      <w:r>
+        <w:rPr>
+          <w:color w:val="000000" w:themeColor="text1"/>
+        </w:rPr>
+        <w:t>18/02/2026</w:t>
       </w:r>
     </w:p>
     <w:sectPr>
-      <w:pgSz w:w="12240" w:h="15840"/>
+      <w:pgSz w:w="11906" w:h="16838" w:code="9"/>
       <w:pgMar w:top="1440" w:right="1440" w:bottom="1440" w:left="1440" w:header="708" w:footer="708" w:gutter="0"/>
       <w:cols w:space="720"/>
       <w:docGrid w:linePitch="360"/>
